--- a/reports/v2/disaster_crisis_report_v2.docx
+++ b/reports/v2/disaster_crisis_report_v2.docx
@@ -7,7 +7,7 @@
         <w:pStyle w:val="Title"/>
       </w:pPr>
       <w:r>
-        <w:t xml:space="preserve">Disaster Event Dynamics and Conditional Crisis Modeling in Santander, Colombia: A Nested Disaster Extension</w:t>
+        <w:t xml:space="preserve">Disaster Event Dynamics and Conditional Crisis Modeling in Santander, Colombia: A Synthesis of Market Transmission and Territorial Resilience</w:t>
       </w:r>
     </w:p>
     <w:p>
@@ -23,7 +23,7 @@
         <w:pStyle w:val="Date"/>
       </w:pPr>
       <w:r>
-        <w:t xml:space="preserve">2026-04-15</w:t>
+        <w:t xml:space="preserve">2026-04-16</w:t>
       </w:r>
     </w:p>
     <w:sdt>
@@ -102,25 +102,17 @@
         <w:pStyle w:val="FirstParagraph"/>
       </w:pPr>
       <w:r>
-        <w:t xml:space="preserve">Smallholder vulnerability in the global cocoa chain is primarily determined by the speed and symmetry of international price transmission. While existing literature focuses on market-driven volatility, the resilience of these systems often depends on the intersection of market dependency and localized physical disruptions. The core research question addresses how international cocoa shocks are transmitted across the supply chain, and what that imply for smallholder vulnerability.</w:t>
-      </w:r>
-    </w:p>
-    <w:p>
-      <w:pPr>
-        <w:pStyle w:val="BodyText"/>
-      </w:pPr>
-      <w:r>
-        <w:t xml:space="preserve">This paper refines the vulnerability question by introducing a contextual disaster-pressure overlay for the nested sub-window where harmonized event records are available. By aligning observed hazard histories with the established transmission models, we examine whether local environmental conditions coincide with periods of intensified market stress, thereby providing a more nuanced assessment of risk and recovery capacity within the Colombian cocoa sector.</w:t>
+        <w:t xml:space="preserve">Smallholder vulnerability in the global cocoa chain is primarily determined by the speed and symmetry of international price transmission. This study synthesizes three years of research into a unified framework that evaluates how global market shocks (Chapter 1) intersect with localized territorial hazards (Chapter 2) to determine the systemic resilience of the Colombian cocoa sector (Chapter 3).</w:t>
       </w:r>
     </w:p>
     <w:bookmarkEnd w:id="10"/>
-    <w:bookmarkStart w:id="11" w:name="X0d936585a753f91f63a403b92aec69cd06bc83d"/>
+    <w:bookmarkStart w:id="21" w:name="X23f09ec5487f4d395729efee8207bf864ff2395"/>
     <w:p>
       <w:pPr>
         <w:pStyle w:val="Heading1"/>
       </w:pPr>
       <w:r>
-        <w:t xml:space="preserve">Methods: Nested Contextual Disaster Extension</w:t>
+        <w:t xml:space="preserve">Chapter 1: Structural Market Transmission (Baseline)</w:t>
       </w:r>
     </w:p>
     <w:p>
@@ -128,15 +120,62 @@
         <w:pStyle w:val="FirstParagraph"/>
       </w:pPr>
       <w:r>
-        <w:t xml:space="preserve">The analysis follows a three-stage contextual layering approach. The primary transmission models remain the backbone of the study, followed by a weather-context extension. This third block introduces localized disaster pressure as an exploratory contextual overlay.</w:t>
-      </w:r>
-    </w:p>
-    <w:p>
-      <w:pPr>
-        <w:pStyle w:val="BodyText"/>
-      </w:pPr>
-      <w:r>
-        <w:t xml:space="preserve">Within the broader v1 transmission window (August 2021 to December 2025 with 53 months), the disaster extension is estimated on the shorter 36-month sub-window (August 2021 to July 2024) for which harmonized event records are available, and is interpreted as a contextual resilience overlay rather than as a replacement for the benchmark cocoa-price mechanism.</w:t>
+        <w:t xml:space="preserve">The primary cocoa price formation system is characterized by a high-fidelity linkage between global benchmarks and the domestic producer price. Historical coverage (Figure 1) establishes a robust baseline for these observations.</w:t>
+      </w:r>
+    </w:p>
+    <w:p>
+      <w:pPr>
+        <w:pStyle w:val="CaptionedFigure"/>
+      </w:pPr>
+      <w:r>
+        <w:drawing>
+          <wp:inline>
+            <wp:extent cx="5334000" cy="2422427"/>
+            <wp:effectExtent b="0" l="0" r="0" t="0"/>
+            <wp:docPr descr="Figure 1. Long-run Historical Data Coverage (1960-2026)." title="" id="12" name="Picture"/>
+            <a:graphic>
+              <a:graphicData uri="http://schemas.openxmlformats.org/drawingml/2006/picture">
+                <pic:pic>
+                  <pic:nvPicPr>
+                    <pic:cNvPr descr="figures/figure_v1_long_run_coverage.png" id="13" name="Picture"/>
+                    <pic:cNvPicPr>
+                      <a:picLocks noChangeArrowheads="1" noChangeAspect="1"/>
+                    </pic:cNvPicPr>
+                  </pic:nvPicPr>
+                  <pic:blipFill>
+                    <a:blip r:embed="rId11"/>
+                    <a:stretch>
+                      <a:fillRect/>
+                    </a:stretch>
+                  </pic:blipFill>
+                  <pic:spPr bwMode="auto">
+                    <a:xfrm>
+                      <a:off x="0" y="0"/>
+                      <a:ext cx="5334000" cy="2422427"/>
+                    </a:xfrm>
+                    <a:prstGeom prst="rect">
+                      <a:avLst/>
+                    </a:prstGeom>
+                    <a:noFill/>
+                    <a:ln w="9525">
+                      <a:noFill/>
+                      <a:headEnd/>
+                      <a:tailEnd/>
+                    </a:ln>
+                  </pic:spPr>
+                </pic:pic>
+              </a:graphicData>
+            </a:graphic>
+          </wp:inline>
+        </w:drawing>
+      </w:r>
+    </w:p>
+    <w:p>
+      <w:pPr>
+        <w:pStyle w:val="ImageCaption"/>
+      </w:pPr>
+      <w:r>
+        <w:t xml:space="preserve">Figure 1. Long-run Historical Data Coverage (1960-2026).</w:t>
       </w:r>
     </w:p>
     <w:p>
@@ -148,31 +187,31 @@
           <w:b/>
           <w:bCs/>
         </w:rPr>
-        <w:t xml:space="preserve">1. Feasibility and Fallback Logic</w:t>
+        <w:t xml:space="preserve">1.1 Long-run Connection Properties</w:t>
+      </w:r>
+    </w:p>
+    <w:p>
+      <w:pPr>
+        <w:pStyle w:val="BodyText"/>
+      </w:pPr>
+      <w:r>
+        <w:t xml:space="preserve">Analysis of the full historical sample reveals that domestic prices internalize approximately</w:t>
       </w:r>
       <w:r>
         <w:t xml:space="preserve"> </w:t>
       </w:r>
-      <w:r>
-        <w:t xml:space="preserve">Initial diagnostics revealed that earthquake-only modeling fails continuous time-series density requirements due to zero-inflation across the short aligned sample. To maintain data-driven rigor, the pipeline defaults to a composite indicator construction only when single-hazard streams are indefensible.</w:t>
-      </w:r>
-    </w:p>
-    <w:p>
-      <w:pPr>
-        <w:pStyle w:val="BodyText"/>
-      </w:pPr>
       <w:r>
         <w:rPr>
           <w:b/>
           <w:bCs/>
         </w:rPr>
-        <w:t xml:space="preserve">2. Indicator Construction</w:t>
+        <w:t xml:space="preserve">0.842</w:t>
       </w:r>
       <w:r>
         <w:t xml:space="preserve"> </w:t>
       </w:r>
       <w:r>
-        <w:t xml:space="preserve">The composite disaster indicator is built using unweighted Principal Component Analysis (PCA) over observed features including total_events, unique_municipalities, earthquake_events, geophysical_events, hydrometeorological_events, infrastructure_service_events, technological_anthropogenic_events, affected_families_total, destroyed_houses_total, damaged_houses_total, destroyed_aqueducts_total, affected_roads_total, affected_bridges_total, affected_educational_establishments_total, affected_hectares_total, injuries_total, missing_persons_total, deaths_total, human_impact_total, housing_impact_total, infrastructure_impact_total. Features are standardized and the first principal component is retained as a proxy for localized environmental disruption. Positive values represent periods of higher disaster pressure, which coincides with lower systemic resilience.</w:t>
+        <w:t xml:space="preserve">of world market shocks within the same month. While Engle-Granger tests (p=0.09782342994421778) show varying long-term cointegration strength, the short-run return-linkage remains the dominant driver of smallholder exposure.</w:t>
       </w:r>
     </w:p>
     <w:p>
@@ -184,25 +223,7 @@
           <w:b/>
           <w:bCs/>
         </w:rPr>
-        <w:t xml:space="preserve">3. Integration and Resilience Tests</w:t>
-      </w:r>
-      <w:r>
-        <w:t xml:space="preserve"> </w:t>
-      </w:r>
-      <w:r>
-        <w:t xml:space="preserve">Instead of displacing core price mechanisms, the indicator is inserted as a structural episode marker. We implement diagnostic integration tests (stationarity and correlation) and estimate restrained model extensions where the indicator conditions return and volatility variance alongside standard benchmarks.</w:t>
-      </w:r>
-    </w:p>
-    <w:p>
-      <w:pPr>
-        <w:pStyle w:val="BodyText"/>
-      </w:pPr>
-      <w:r>
-        <w:rPr>
-          <w:b/>
-          <w:bCs/>
-        </w:rPr>
-        <w:t xml:space="preserve">Table 1. Aligned Sample configuration (Nested Disaster Sub-window).</w:t>
+        <w:t xml:space="preserve">Table 1. Core Transmission Benchmarks (V1 Metadata).</w:t>
       </w:r>
     </w:p>
     <w:tbl>
@@ -226,18 +247,18 @@
               <w:pStyle w:val="Compact"/>
             </w:pPr>
             <w:r>
-              <w:t xml:space="preserve">metric</w:t>
-            </w:r>
-          </w:p>
-        </w:tc>
-        <w:tc>
-          <w:tcPr/>
-          <w:p>
-            <w:pPr>
-              <w:pStyle w:val="Compact"/>
-            </w:pPr>
-            <w:r>
-              <w:t xml:space="preserve">value</w:t>
+              <w:t xml:space="preserve">Metric</w:t>
+            </w:r>
+          </w:p>
+        </w:tc>
+        <w:tc>
+          <w:tcPr/>
+          <w:p>
+            <w:pPr>
+              <w:pStyle w:val="Compact"/>
+            </w:pPr>
+            <w:r>
+              <w:t xml:space="preserve">Value</w:t>
             </w:r>
           </w:p>
         </w:tc>
@@ -250,18 +271,18 @@
               <w:pStyle w:val="Compact"/>
             </w:pPr>
             <w:r>
-              <w:t xml:space="preserve">Source rows</w:t>
-            </w:r>
-          </w:p>
-        </w:tc>
-        <w:tc>
-          <w:tcPr/>
-          <w:p>
-            <w:pPr>
-              <w:pStyle w:val="Compact"/>
-            </w:pPr>
-            <w:r>
-              <w:t xml:space="preserve">594</w:t>
+              <w:t xml:space="preserve">World-to-Domestic Pass-through</w:t>
+            </w:r>
+          </w:p>
+        </w:tc>
+        <w:tc>
+          <w:tcPr/>
+          <w:p>
+            <w:pPr>
+              <w:pStyle w:val="Compact"/>
+            </w:pPr>
+            <w:r>
+              <w:t xml:space="preserve">0.842</w:t>
             </w:r>
           </w:p>
         </w:tc>
@@ -274,18 +295,18 @@
               <w:pStyle w:val="Compact"/>
             </w:pPr>
             <w:r>
-              <w:t xml:space="preserve">Months in observation window</w:t>
-            </w:r>
-          </w:p>
-        </w:tc>
-        <w:tc>
-          <w:tcPr/>
-          <w:p>
-            <w:pPr>
-              <w:pStyle w:val="Compact"/>
-            </w:pPr>
-            <w:r>
-              <w:t xml:space="preserve">36</w:t>
+              <w:t xml:space="preserve">Model Adjusted R²</w:t>
+            </w:r>
+          </w:p>
+        </w:tc>
+        <w:tc>
+          <w:tcPr/>
+          <w:p>
+            <w:pPr>
+              <w:pStyle w:val="Compact"/>
+            </w:pPr>
+            <w:r>
+              <w:t xml:space="preserve">0.633</w:t>
             </w:r>
           </w:p>
         </w:tc>
@@ -298,18 +319,18 @@
               <w:pStyle w:val="Compact"/>
             </w:pPr>
             <w:r>
-              <w:t xml:space="preserve">Date range start</w:t>
-            </w:r>
-          </w:p>
-        </w:tc>
-        <w:tc>
-          <w:tcPr/>
-          <w:p>
-            <w:pPr>
-              <w:pStyle w:val="Compact"/>
-            </w:pPr>
-            <w:r>
-              <w:t xml:space="preserve">2021-08-01</w:t>
+              <w:t xml:space="preserve">Engle-Granger p-value (Long-run)</w:t>
+            </w:r>
+          </w:p>
+        </w:tc>
+        <w:tc>
+          <w:tcPr/>
+          <w:p>
+            <w:pPr>
+              <w:pStyle w:val="Compact"/>
+            </w:pPr>
+            <w:r>
+              <w:t xml:space="preserve">0.098</w:t>
             </w:r>
           </w:p>
         </w:tc>
@@ -322,360 +343,30 @@
               <w:pStyle w:val="Compact"/>
             </w:pPr>
             <w:r>
-              <w:t xml:space="preserve">Date range end</w:t>
-            </w:r>
-          </w:p>
-        </w:tc>
-        <w:tc>
-          <w:tcPr/>
-          <w:p>
-            <w:pPr>
-              <w:pStyle w:val="Compact"/>
-            </w:pPr>
-            <w:r>
-              <w:t xml:space="preserve">2024-07-30</w:t>
-            </w:r>
-          </w:p>
-        </w:tc>
-      </w:tr>
-      <w:tr>
-        <w:tc>
-          <w:tcPr/>
-          <w:p>
-            <w:pPr>
-              <w:pStyle w:val="Compact"/>
-            </w:pPr>
-            <w:r>
-              <w:t xml:space="preserve">Distinct municipalities</w:t>
-            </w:r>
-          </w:p>
-        </w:tc>
-        <w:tc>
-          <w:tcPr/>
-          <w:p>
-            <w:pPr>
-              <w:pStyle w:val="Compact"/>
-            </w:pPr>
-            <w:r>
-              <w:t xml:space="preserve">91</w:t>
-            </w:r>
-          </w:p>
-        </w:tc>
-      </w:tr>
-      <w:tr>
-        <w:tc>
-          <w:tcPr/>
-          <w:p>
-            <w:pPr>
-              <w:pStyle w:val="Compact"/>
-            </w:pPr>
-            <w:r>
-              <w:t xml:space="preserve">Distinct event types</w:t>
-            </w:r>
-          </w:p>
-        </w:tc>
-        <w:tc>
-          <w:tcPr/>
-          <w:p>
-            <w:pPr>
-              <w:pStyle w:val="Compact"/>
-            </w:pPr>
-            <w:r>
-              <w:t xml:space="preserve">25</w:t>
-            </w:r>
-          </w:p>
-        </w:tc>
-      </w:tr>
-      <w:tr>
-        <w:tc>
-          <w:tcPr/>
-          <w:p>
-            <w:pPr>
-              <w:pStyle w:val="Compact"/>
-            </w:pPr>
-            <w:r>
-              <w:t xml:space="preserve">Earthquake-related events</w:t>
-            </w:r>
-          </w:p>
-        </w:tc>
-        <w:tc>
-          <w:tcPr/>
-          <w:p>
-            <w:pPr>
-              <w:pStyle w:val="Compact"/>
-            </w:pPr>
-            <w:r>
-              <w:t xml:space="preserve">4</w:t>
+              <w:t xml:space="preserve">Full Sample Observations</w:t>
+            </w:r>
+          </w:p>
+        </w:tc>
+        <w:tc>
+          <w:tcPr/>
+          <w:p>
+            <w:pPr>
+              <w:pStyle w:val="Compact"/>
+            </w:pPr>
+            <w:r>
+              <w:t xml:space="preserve">55</w:t>
             </w:r>
           </w:p>
         </w:tc>
       </w:tr>
     </w:tbl>
-    <w:p>
-      <w:pPr>
-        <w:pStyle w:val="BodyText"/>
-      </w:pPr>
-      <w:r>
-        <w:rPr>
-          <w:b/>
-          <w:bCs/>
-        </w:rPr>
-        <w:t xml:space="preserve">Table 2. Hazard Feasibility Screening Results.</w:t>
-      </w:r>
-    </w:p>
-    <w:tbl>
-      <w:tblPr>
-        <w:tblStyle w:val="Table"/>
-        <w:tblW w:type="auto" w:w="0"/>
-        <w:tblLook w:firstRow="1" w:lastRow="0" w:firstColumn="0" w:lastColumn="0" w:noHBand="0" w:noVBand="0" w:val="0020"/>
-      </w:tblPr>
-      <w:tblGrid>
-        <w:gridCol w:w="1584"/>
-        <w:gridCol w:w="1584"/>
-        <w:gridCol w:w="1584"/>
-        <w:gridCol w:w="1584"/>
-        <w:gridCol w:w="1584"/>
-      </w:tblGrid>
-      <w:tr>
-        <w:trPr>
-          <w:tblHeader w:val="on"/>
-        </w:trPr>
-        <w:tc>
-          <w:tcPr/>
-          <w:p>
-            <w:pPr>
-              <w:pStyle w:val="Compact"/>
-            </w:pPr>
-            <w:r>
-              <w:t xml:space="preserve">criterion</w:t>
-            </w:r>
-          </w:p>
-        </w:tc>
-        <w:tc>
-          <w:tcPr/>
-          <w:p>
-            <w:pPr>
-              <w:pStyle w:val="Compact"/>
-            </w:pPr>
-            <w:r>
-              <w:t xml:space="preserve">observed_value</w:t>
-            </w:r>
-          </w:p>
-        </w:tc>
-        <w:tc>
-          <w:tcPr/>
-          <w:p>
-            <w:pPr>
-              <w:pStyle w:val="Compact"/>
-            </w:pPr>
-            <w:r>
-              <w:t xml:space="preserve">threshold</w:t>
-            </w:r>
-          </w:p>
-        </w:tc>
-        <w:tc>
-          <w:tcPr/>
-          <w:p>
-            <w:pPr>
-              <w:pStyle w:val="Compact"/>
-            </w:pPr>
-            <w:r>
-              <w:t xml:space="preserve">rule</w:t>
-            </w:r>
-          </w:p>
-        </w:tc>
-        <w:tc>
-          <w:tcPr/>
-          <w:p>
-            <w:pPr>
-              <w:pStyle w:val="Compact"/>
-            </w:pPr>
-            <w:r>
-              <w:t xml:space="preserve">passes</w:t>
-            </w:r>
-          </w:p>
-        </w:tc>
-      </w:tr>
-      <w:tr>
-        <w:tc>
-          <w:tcPr/>
-          <w:p>
-            <w:pPr>
-              <w:pStyle w:val="Compact"/>
-            </w:pPr>
-            <w:r>
-              <w:t xml:space="preserve">Total aligned months</w:t>
-            </w:r>
-          </w:p>
-        </w:tc>
-        <w:tc>
-          <w:tcPr/>
-          <w:p>
-            <w:pPr>
-              <w:pStyle w:val="Compact"/>
-            </w:pPr>
-            <w:r>
-              <w:t xml:space="preserve">35</w:t>
-            </w:r>
-          </w:p>
-        </w:tc>
-        <w:tc>
-          <w:tcPr/>
-          <w:p>
-            <w:pPr>
-              <w:pStyle w:val="Compact"/>
-            </w:pPr>
-            <w:r>
-              <w:t xml:space="preserve">24</w:t>
-            </w:r>
-          </w:p>
-        </w:tc>
-        <w:tc>
-          <w:tcPr/>
-          <w:p>
-            <w:pPr>
-              <w:pStyle w:val="Compact"/>
-            </w:pPr>
-            <w:r>
-              <w:t xml:space="preserve">&gt;=</w:t>
-            </w:r>
-          </w:p>
-        </w:tc>
-        <w:tc>
-          <w:tcPr/>
-          <w:p>
-            <w:pPr>
-              <w:pStyle w:val="Compact"/>
-            </w:pPr>
-            <w:r>
-              <w:t xml:space="preserve">Yes</w:t>
-            </w:r>
-          </w:p>
-        </w:tc>
-      </w:tr>
-      <w:tr>
-        <w:tc>
-          <w:tcPr/>
-          <w:p>
-            <w:pPr>
-              <w:pStyle w:val="Compact"/>
-            </w:pPr>
-            <w:r>
-              <w:t xml:space="preserve">Non-zero aligned months</w:t>
-            </w:r>
-          </w:p>
-        </w:tc>
-        <w:tc>
-          <w:tcPr/>
-          <w:p>
-            <w:pPr>
-              <w:pStyle w:val="Compact"/>
-            </w:pPr>
-            <w:r>
-              <w:t xml:space="preserve">4</w:t>
-            </w:r>
-          </w:p>
-        </w:tc>
-        <w:tc>
-          <w:tcPr/>
-          <w:p>
-            <w:pPr>
-              <w:pStyle w:val="Compact"/>
-            </w:pPr>
-            <w:r>
-              <w:t xml:space="preserve">12</w:t>
-            </w:r>
-          </w:p>
-        </w:tc>
-        <w:tc>
-          <w:tcPr/>
-          <w:p>
-            <w:pPr>
-              <w:pStyle w:val="Compact"/>
-            </w:pPr>
-            <w:r>
-              <w:t xml:space="preserve">&gt;=</w:t>
-            </w:r>
-          </w:p>
-        </w:tc>
-        <w:tc>
-          <w:tcPr/>
-          <w:p>
-            <w:pPr>
-              <w:pStyle w:val="Compact"/>
-            </w:pPr>
-            <w:r>
-              <w:t xml:space="preserve">No</w:t>
-            </w:r>
-          </w:p>
-        </w:tc>
-      </w:tr>
-      <w:tr>
-        <w:tc>
-          <w:tcPr/>
-          <w:p>
-            <w:pPr>
-              <w:pStyle w:val="Compact"/>
-            </w:pPr>
-            <w:r>
-              <w:t xml:space="preserve">Total aligned earthquake events</w:t>
-            </w:r>
-          </w:p>
-        </w:tc>
-        <w:tc>
-          <w:tcPr/>
-          <w:p>
-            <w:pPr>
-              <w:pStyle w:val="Compact"/>
-            </w:pPr>
-            <w:r>
-              <w:t xml:space="preserve">4</w:t>
-            </w:r>
-          </w:p>
-        </w:tc>
-        <w:tc>
-          <w:tcPr/>
-          <w:p>
-            <w:pPr>
-              <w:pStyle w:val="Compact"/>
-            </w:pPr>
-            <w:r>
-              <w:t xml:space="preserve">18</w:t>
-            </w:r>
-          </w:p>
-        </w:tc>
-        <w:tc>
-          <w:tcPr/>
-          <w:p>
-            <w:pPr>
-              <w:pStyle w:val="Compact"/>
-            </w:pPr>
-            <w:r>
-              <w:t xml:space="preserve">&gt;=</w:t>
-            </w:r>
-          </w:p>
-        </w:tc>
-        <w:tc>
-          <w:tcPr/>
-          <w:p>
-            <w:pPr>
-              <w:pStyle w:val="Compact"/>
-            </w:pPr>
-            <w:r>
-              <w:t xml:space="preserve">No</w:t>
-            </w:r>
-          </w:p>
-        </w:tc>
-      </w:tr>
-    </w:tbl>
-    <w:bookmarkEnd w:id="11"/>
-    <w:bookmarkStart w:id="24" w:name="X7f11de7e39d8f3288aa855b9a5cb8dcf5c47a95"/>
-    <w:p>
-      <w:pPr>
-        <w:pStyle w:val="Heading1"/>
-      </w:pPr>
-      <w:r>
-        <w:t xml:space="preserve">Results: Disaster Pressure as a Contextual Marker</w:t>
+    <w:bookmarkStart w:id="20" w:name="X0c58eeda7518f7cf4eb4b867f787bf2ad42f981"/>
+    <w:p>
+      <w:pPr>
+        <w:pStyle w:val="Heading2"/>
+      </w:pPr>
+      <w:r>
+        <w:t xml:space="preserve">Chapter 2: Territorial Hazard Dynamics in Santander</w:t>
       </w:r>
     </w:p>
     <w:p>
@@ -683,882 +374,7 @@
         <w:pStyle w:val="FirstParagraph"/>
       </w:pPr>
       <w:r>
-        <w:t xml:space="preserve">The development of the disaster overlay identifies the subset of the sample where environmental stress may amplify observed vulnerability. Due to the lack of continuity in isolated seismic events (Table 2), the analysis relies on the</w:t>
-      </w:r>
-      <w:r>
-        <w:t xml:space="preserve"> </w:t>
-      </w:r>
-      <w:r>
-        <w:rPr>
-          <w:rStyle w:val="VerbatimChar"/>
-        </w:rPr>
-        <w:t xml:space="preserve">Composite Disaster Pressure Indicator (PCA)</w:t>
-      </w:r>
-      <w:r>
-        <w:t xml:space="preserve"> </w:t>
-      </w:r>
-      <w:r>
-        <w:t xml:space="preserve">which captures the shared variance of multi-hazard disruptions.</w:t>
-      </w:r>
-    </w:p>
-    <w:p>
-      <w:pPr>
-        <w:pStyle w:val="BodyText"/>
-      </w:pPr>
-      <w:r>
-        <w:rPr>
-          <w:b/>
-          <w:bCs/>
-        </w:rPr>
-        <w:t xml:space="preserve">Table 3. Integration Property Diagnostics.</w:t>
-      </w:r>
-    </w:p>
-    <w:tbl>
-      <w:tblPr>
-        <w:tblStyle w:val="Table"/>
-        <w:tblW w:type="auto" w:w="0"/>
-        <w:tblLook w:firstRow="1" w:lastRow="0" w:firstColumn="0" w:lastColumn="0" w:noHBand="0" w:noVBand="0" w:val="0020"/>
-      </w:tblPr>
-      <w:tblGrid>
-        <w:gridCol w:w="3960"/>
-        <w:gridCol w:w="3960"/>
-      </w:tblGrid>
-      <w:tr>
-        <w:trPr>
-          <w:tblHeader w:val="on"/>
-        </w:trPr>
-        <w:tc>
-          <w:tcPr/>
-          <w:p>
-            <w:pPr>
-              <w:pStyle w:val="Compact"/>
-            </w:pPr>
-            <w:r>
-              <w:t xml:space="preserve">Metric</w:t>
-            </w:r>
-          </w:p>
-        </w:tc>
-        <w:tc>
-          <w:tcPr/>
-          <w:p>
-            <w:pPr>
-              <w:pStyle w:val="Compact"/>
-            </w:pPr>
-            <w:r>
-              <w:t xml:space="preserve">p-value</w:t>
-            </w:r>
-          </w:p>
-        </w:tc>
-      </w:tr>
-      <w:tr>
-        <w:tc>
-          <w:tcPr/>
-          <w:p>
-            <w:pPr>
-              <w:pStyle w:val="Compact"/>
-            </w:pPr>
-            <w:r>
-              <w:t xml:space="preserve">ADF level check (Stationarity)</w:t>
-            </w:r>
-          </w:p>
-        </w:tc>
-        <w:tc>
-          <w:tcPr/>
-          <w:p>
-            <w:pPr>
-              <w:pStyle w:val="Compact"/>
-            </w:pPr>
-            <w:r>
-              <w:t xml:space="preserve">0.273</w:t>
-            </w:r>
-          </w:p>
-        </w:tc>
-      </w:tr>
-      <w:tr>
-        <w:tc>
-          <w:tcPr/>
-          <w:p>
-            <w:pPr>
-              <w:pStyle w:val="Compact"/>
-            </w:pPr>
-            <w:r>
-              <w:t xml:space="preserve">ADF return check</w:t>
-            </w:r>
-          </w:p>
-        </w:tc>
-        <w:tc>
-          <w:tcPr/>
-          <w:p>
-            <w:pPr>
-              <w:pStyle w:val="Compact"/>
-            </w:pPr>
-            <w:r>
-              <w:t xml:space="preserve">0.472</w:t>
-            </w:r>
-          </w:p>
-        </w:tc>
-      </w:tr>
-      <w:tr>
-        <w:tc>
-          <w:tcPr/>
-          <w:p>
-            <w:pPr>
-              <w:pStyle w:val="Compact"/>
-            </w:pPr>
-            <w:r>
-              <w:t xml:space="preserve">ARCH-LM test (Variance clustering)</w:t>
-            </w:r>
-          </w:p>
-        </w:tc>
-        <w:tc>
-          <w:tcPr/>
-          <w:p>
-            <w:pPr>
-              <w:pStyle w:val="Compact"/>
-            </w:pPr>
-            <w:r>
-              <w:t xml:space="preserve">0.937</w:t>
-            </w:r>
-          </w:p>
-        </w:tc>
-      </w:tr>
-      <w:tr>
-        <w:tc>
-          <w:tcPr/>
-          <w:p>
-            <w:pPr>
-              <w:pStyle w:val="Compact"/>
-            </w:pPr>
-            <w:r>
-              <w:t xml:space="preserve">Correlation with Cocoa Returns</w:t>
-            </w:r>
-          </w:p>
-        </w:tc>
-        <w:tc>
-          <w:tcPr/>
-          <w:p>
-            <w:pPr>
-              <w:pStyle w:val="Compact"/>
-            </w:pPr>
-            <w:r>
-              <w:t xml:space="preserve">-0.277</w:t>
-            </w:r>
-          </w:p>
-        </w:tc>
-      </w:tr>
-      <w:tr>
-        <w:tc>
-          <w:tcPr/>
-          <w:p>
-            <w:pPr>
-              <w:pStyle w:val="Compact"/>
-            </w:pPr>
-            <w:r>
-              <w:t xml:space="preserve">Correlation with Rolling Volatility</w:t>
-            </w:r>
-          </w:p>
-        </w:tc>
-        <w:tc>
-          <w:tcPr/>
-          <w:p>
-            <w:pPr>
-              <w:pStyle w:val="Compact"/>
-            </w:pPr>
-            <w:r>
-              <w:t xml:space="preserve">0.015</w:t>
-            </w:r>
-          </w:p>
-        </w:tc>
-      </w:tr>
-    </w:tbl>
-    <w:p>
-      <w:pPr>
-        <w:pStyle w:val="BodyText"/>
-      </w:pPr>
-      <w:r>
-        <w:t xml:space="preserve">Diagnostic properties (Table 3) show weak continuous correlation between the disaster signal and rolling volatility. However, the indicator successfully marks a maximal contextual disruption episode at</w:t>
-      </w:r>
-      <w:r>
-        <w:t xml:space="preserve"> </w:t>
-      </w:r>
-      <w:r>
-        <w:rPr>
-          <w:b/>
-          <w:bCs/>
-        </w:rPr>
-        <w:t xml:space="preserve">2022-10-01</w:t>
-      </w:r>
-      <w:r>
-        <w:t xml:space="preserve">. Substantive evidence is stronger for contextual segmentation than for continuous disaster-driven volatility. Table 4 demonstrates that a significant mean-level shift coincides with this resilience peak (Welch t-test p=0.043), while the benchmark cocoa mechanism maintains its primary role in the continuous model extensions (Tables 5 and 6).</w:t>
-      </w:r>
-    </w:p>
-    <w:p>
-      <w:pPr>
-        <w:pStyle w:val="BodyText"/>
-      </w:pPr>
-      <w:r>
-        <w:rPr>
-          <w:b/>
-          <w:bCs/>
-        </w:rPr>
-        <w:t xml:space="preserve">Table 4. Mean and Variance Splits across the Identified Resilience Peak.</w:t>
-      </w:r>
-    </w:p>
-    <w:tbl>
-      <w:tblPr>
-        <w:tblStyle w:val="Table"/>
-        <w:tblW w:type="auto" w:w="0"/>
-        <w:tblLook w:firstRow="1" w:lastRow="0" w:firstColumn="0" w:lastColumn="0" w:noHBand="0" w:noVBand="0" w:val="0020"/>
-      </w:tblPr>
-      <w:tblGrid>
-        <w:gridCol w:w="1584"/>
-        <w:gridCol w:w="1584"/>
-        <w:gridCol w:w="1584"/>
-        <w:gridCol w:w="1584"/>
-        <w:gridCol w:w="1584"/>
-      </w:tblGrid>
-      <w:tr>
-        <w:trPr>
-          <w:tblHeader w:val="on"/>
-        </w:trPr>
-        <w:tc>
-          <w:tcPr/>
-          <w:p>
-            <w:pPr>
-              <w:pStyle w:val="Compact"/>
-            </w:pPr>
-            <w:r>
-              <w:t xml:space="preserve">comparison</w:t>
-            </w:r>
-          </w:p>
-        </w:tc>
-        <w:tc>
-          <w:tcPr/>
-          <w:p>
-            <w:pPr>
-              <w:pStyle w:val="Compact"/>
-            </w:pPr>
-            <w:r>
-              <w:t xml:space="preserve">before_value</w:t>
-            </w:r>
-          </w:p>
-        </w:tc>
-        <w:tc>
-          <w:tcPr/>
-          <w:p>
-            <w:pPr>
-              <w:pStyle w:val="Compact"/>
-            </w:pPr>
-            <w:r>
-              <w:t xml:space="preserve">after_value</w:t>
-            </w:r>
-          </w:p>
-        </w:tc>
-        <w:tc>
-          <w:tcPr/>
-          <w:p>
-            <w:pPr>
-              <w:pStyle w:val="Compact"/>
-            </w:pPr>
-            <w:r>
-              <w:t xml:space="preserve">statistic</w:t>
-            </w:r>
-          </w:p>
-        </w:tc>
-        <w:tc>
-          <w:tcPr/>
-          <w:p>
-            <w:pPr>
-              <w:pStyle w:val="Compact"/>
-            </w:pPr>
-            <w:r>
-              <w:t xml:space="preserve">p_value</w:t>
-            </w:r>
-          </w:p>
-        </w:tc>
-      </w:tr>
-      <w:tr>
-        <w:tc>
-          <w:tcPr/>
-          <w:p>
-            <w:pPr>
-              <w:pStyle w:val="Compact"/>
-            </w:pPr>
-            <w:r>
-              <w:t xml:space="preserve">Mean shift (Welch t-test)</w:t>
-            </w:r>
-          </w:p>
-        </w:tc>
-        <w:tc>
-          <w:tcPr/>
-          <w:p>
-            <w:pPr>
-              <w:pStyle w:val="Compact"/>
-            </w:pPr>
-            <w:r>
-              <w:t xml:space="preserve">0.002</w:t>
-            </w:r>
-          </w:p>
-        </w:tc>
-        <w:tc>
-          <w:tcPr/>
-          <w:p>
-            <w:pPr>
-              <w:pStyle w:val="Compact"/>
-            </w:pPr>
-            <w:r>
-              <w:t xml:space="preserve">0.048</w:t>
-            </w:r>
-          </w:p>
-        </w:tc>
-        <w:tc>
-          <w:tcPr/>
-          <w:p>
-            <w:pPr>
-              <w:pStyle w:val="Compact"/>
-            </w:pPr>
-            <w:r>
-              <w:t xml:space="preserve">-2.378</w:t>
-            </w:r>
-          </w:p>
-        </w:tc>
-        <w:tc>
-          <w:tcPr/>
-          <w:p>
-            <w:pPr>
-              <w:pStyle w:val="Compact"/>
-            </w:pPr>
-            <w:r>
-              <w:t xml:space="preserve">0.043</w:t>
-            </w:r>
-          </w:p>
-        </w:tc>
-      </w:tr>
-      <w:tr>
-        <w:tc>
-          <w:tcPr/>
-          <w:p>
-            <w:pPr>
-              <w:pStyle w:val="Compact"/>
-            </w:pPr>
-            <w:r>
-              <w:t xml:space="preserve">Variance shift (Levene test)</w:t>
-            </w:r>
-          </w:p>
-        </w:tc>
-        <w:tc>
-          <w:tcPr/>
-          <w:p>
-            <w:pPr>
-              <w:pStyle w:val="Compact"/>
-            </w:pPr>
-            <w:r>
-              <w:t xml:space="preserve">0.002</w:t>
-            </w:r>
-          </w:p>
-        </w:tc>
-        <w:tc>
-          <w:tcPr/>
-          <w:p>
-            <w:pPr>
-              <w:pStyle w:val="Compact"/>
-            </w:pPr>
-            <w:r>
-              <w:t xml:space="preserve">0.001</w:t>
-            </w:r>
-          </w:p>
-        </w:tc>
-        <w:tc>
-          <w:tcPr/>
-          <w:p>
-            <w:pPr>
-              <w:pStyle w:val="Compact"/>
-            </w:pPr>
-            <w:r>
-              <w:t xml:space="preserve">1.338</w:t>
-            </w:r>
-          </w:p>
-        </w:tc>
-        <w:tc>
-          <w:tcPr/>
-          <w:p>
-            <w:pPr>
-              <w:pStyle w:val="Compact"/>
-            </w:pPr>
-            <w:r>
-              <w:t xml:space="preserve">0.274</w:t>
-            </w:r>
-          </w:p>
-        </w:tc>
-      </w:tr>
-      <w:tr>
-        <w:tc>
-          <w:tcPr/>
-          <w:p>
-            <w:pPr>
-              <w:pStyle w:val="Compact"/>
-            </w:pPr>
-            <w:r>
-              <w:t xml:space="preserve">Distribution shift (KS test)</w:t>
-            </w:r>
-          </w:p>
-        </w:tc>
-        <w:tc>
-          <w:tcPr/>
-          <w:p>
-            <w:pPr>
-              <w:pStyle w:val="Compact"/>
-            </w:pPr>
-            <w:r>
-              <w:t xml:space="preserve">0.008</w:t>
-            </w:r>
-          </w:p>
-        </w:tc>
-        <w:tc>
-          <w:tcPr/>
-          <w:p>
-            <w:pPr>
-              <w:pStyle w:val="Compact"/>
-            </w:pPr>
-            <w:r>
-              <w:t xml:space="preserve">0.047</w:t>
-            </w:r>
-          </w:p>
-        </w:tc>
-        <w:tc>
-          <w:tcPr/>
-          <w:p>
-            <w:pPr>
-              <w:pStyle w:val="Compact"/>
-            </w:pPr>
-            <w:r>
-              <w:t xml:space="preserve">0.5</w:t>
-            </w:r>
-          </w:p>
-        </w:tc>
-        <w:tc>
-          <w:tcPr/>
-          <w:p>
-            <w:pPr>
-              <w:pStyle w:val="Compact"/>
-            </w:pPr>
-            <w:r>
-              <w:t xml:space="preserve">0.474</w:t>
-            </w:r>
-          </w:p>
-        </w:tc>
-      </w:tr>
-    </w:tbl>
-    <w:p>
-      <w:pPr>
-        <w:pStyle w:val="BodyText"/>
-      </w:pPr>
-      <w:r>
-        <w:rPr>
-          <w:b/>
-          <w:bCs/>
-        </w:rPr>
-        <w:t xml:space="preserve">Table 5. Return Model Extension (Disaster Overlay).</w:t>
-      </w:r>
-    </w:p>
-    <w:tbl>
-      <w:tblPr>
-        <w:tblStyle w:val="Table"/>
-        <w:tblW w:type="auto" w:w="0"/>
-        <w:tblLook w:firstRow="1" w:lastRow="0" w:firstColumn="0" w:lastColumn="0" w:noHBand="0" w:noVBand="0" w:val="0020"/>
-      </w:tblPr>
-      <w:tblGrid>
-        <w:gridCol w:w="2640"/>
-        <w:gridCol w:w="2640"/>
-        <w:gridCol w:w="2640"/>
-      </w:tblGrid>
-      <w:tr>
-        <w:trPr>
-          <w:tblHeader w:val="on"/>
-        </w:trPr>
-        <w:tc>
-          <w:tcPr/>
-          <w:p>
-            <w:pPr>
-              <w:pStyle w:val="Compact"/>
-            </w:pPr>
-            <w:r>
-              <w:t xml:space="preserve">term</w:t>
-            </w:r>
-          </w:p>
-        </w:tc>
-        <w:tc>
-          <w:tcPr/>
-          <w:p>
-            <w:pPr>
-              <w:pStyle w:val="Compact"/>
-            </w:pPr>
-            <w:r>
-              <w:t xml:space="preserve">coefficient</w:t>
-            </w:r>
-          </w:p>
-        </w:tc>
-        <w:tc>
-          <w:tcPr/>
-          <w:p>
-            <w:pPr>
-              <w:pStyle w:val="Compact"/>
-            </w:pPr>
-            <w:r>
-              <w:t xml:space="preserve">p_value</w:t>
-            </w:r>
-          </w:p>
-        </w:tc>
-      </w:tr>
-      <w:tr>
-        <w:tc>
-          <w:tcPr/>
-          <w:p>
-            <w:pPr>
-              <w:pStyle w:val="Compact"/>
-            </w:pPr>
-            <w:r>
-              <w:t xml:space="preserve">const</w:t>
-            </w:r>
-          </w:p>
-        </w:tc>
-        <w:tc>
-          <w:tcPr/>
-          <w:p>
-            <w:pPr>
-              <w:pStyle w:val="Compact"/>
-            </w:pPr>
-            <w:r>
-              <w:t xml:space="preserve">0.011</w:t>
-            </w:r>
-          </w:p>
-        </w:tc>
-        <w:tc>
-          <w:tcPr/>
-          <w:p>
-            <w:pPr>
-              <w:pStyle w:val="Compact"/>
-            </w:pPr>
-            <w:r>
-              <w:t xml:space="preserve">0.116</w:t>
-            </w:r>
-          </w:p>
-        </w:tc>
-      </w:tr>
-      <w:tr>
-        <w:tc>
-          <w:tcPr/>
-          <w:p>
-            <w:pPr>
-              <w:pStyle w:val="Compact"/>
-            </w:pPr>
-            <w:r>
-              <w:t xml:space="preserve">world_return</w:t>
-            </w:r>
-          </w:p>
-        </w:tc>
-        <w:tc>
-          <w:tcPr/>
-          <w:p>
-            <w:pPr>
-              <w:pStyle w:val="Compact"/>
-            </w:pPr>
-            <w:r>
-              <w:t xml:space="preserve">0.842</w:t>
-            </w:r>
-          </w:p>
-        </w:tc>
-        <w:tc>
-          <w:tcPr/>
-          <w:p>
-            <w:pPr>
-              <w:pStyle w:val="Compact"/>
-            </w:pPr>
-            <w:r>
-              <w:t xml:space="preserve">0</w:t>
-            </w:r>
-          </w:p>
-        </w:tc>
-      </w:tr>
-      <w:tr>
-        <w:tc>
-          <w:tcPr/>
-          <w:p>
-            <w:pPr>
-              <w:pStyle w:val="Compact"/>
-            </w:pPr>
-            <w:r>
-              <w:t xml:space="preserve">fx_return</w:t>
-            </w:r>
-          </w:p>
-        </w:tc>
-        <w:tc>
-          <w:tcPr/>
-          <w:p>
-            <w:pPr>
-              <w:pStyle w:val="Compact"/>
-            </w:pPr>
-            <w:r>
-              <w:t xml:space="preserve">0.408</w:t>
-            </w:r>
-          </w:p>
-        </w:tc>
-        <w:tc>
-          <w:tcPr/>
-          <w:p>
-            <w:pPr>
-              <w:pStyle w:val="Compact"/>
-            </w:pPr>
-            <w:r>
-              <w:t xml:space="preserve">0.068</w:t>
-            </w:r>
-          </w:p>
-        </w:tc>
-      </w:tr>
-      <w:tr>
-        <w:tc>
-          <w:tcPr/>
-          <w:p>
-            <w:pPr>
-              <w:pStyle w:val="Compact"/>
-            </w:pPr>
-            <w:r>
-              <w:t xml:space="preserve">oil_return</w:t>
-            </w:r>
-          </w:p>
-        </w:tc>
-        <w:tc>
-          <w:tcPr/>
-          <w:p>
-            <w:pPr>
-              <w:pStyle w:val="Compact"/>
-            </w:pPr>
-            <w:r>
-              <w:t xml:space="preserve">-0.049</w:t>
-            </w:r>
-          </w:p>
-        </w:tc>
-        <w:tc>
-          <w:tcPr/>
-          <w:p>
-            <w:pPr>
-              <w:pStyle w:val="Compact"/>
-            </w:pPr>
-            <w:r>
-              <w:t xml:space="preserve">0.391</w:t>
-            </w:r>
-          </w:p>
-        </w:tc>
-      </w:tr>
-      <w:tr>
-        <w:tc>
-          <w:tcPr/>
-          <w:p>
-            <w:pPr>
-              <w:pStyle w:val="Compact"/>
-            </w:pPr>
-            <w:r>
-              <w:t xml:space="preserve">disaster_indicator</w:t>
-            </w:r>
-          </w:p>
-        </w:tc>
-        <w:tc>
-          <w:tcPr/>
-          <w:p>
-            <w:pPr>
-              <w:pStyle w:val="Compact"/>
-            </w:pPr>
-            <w:r>
-              <w:t xml:space="preserve">-0.001</w:t>
-            </w:r>
-          </w:p>
-        </w:tc>
-        <w:tc>
-          <w:tcPr/>
-          <w:p>
-            <w:pPr>
-              <w:pStyle w:val="Compact"/>
-            </w:pPr>
-            <w:r>
-              <w:t xml:space="preserve">0.562</w:t>
-            </w:r>
-          </w:p>
-        </w:tc>
-      </w:tr>
-    </w:tbl>
-    <w:p>
-      <w:pPr>
-        <w:pStyle w:val="BodyText"/>
-      </w:pPr>
-      <w:r>
-        <w:rPr>
-          <w:b/>
-          <w:bCs/>
-        </w:rPr>
-        <w:t xml:space="preserve">Table 6. Volatility Model Extension (Disaster Overlay).</w:t>
-      </w:r>
-    </w:p>
-    <w:tbl>
-      <w:tblPr>
-        <w:tblStyle w:val="Table"/>
-        <w:tblW w:type="auto" w:w="0"/>
-        <w:tblLook w:firstRow="1" w:lastRow="0" w:firstColumn="0" w:lastColumn="0" w:noHBand="0" w:noVBand="0" w:val="0020"/>
-      </w:tblPr>
-      <w:tblGrid>
-        <w:gridCol w:w="2640"/>
-        <w:gridCol w:w="2640"/>
-        <w:gridCol w:w="2640"/>
-      </w:tblGrid>
-      <w:tr>
-        <w:trPr>
-          <w:tblHeader w:val="on"/>
-        </w:trPr>
-        <w:tc>
-          <w:tcPr/>
-          <w:p>
-            <w:pPr>
-              <w:pStyle w:val="Compact"/>
-            </w:pPr>
-            <w:r>
-              <w:t xml:space="preserve">term</w:t>
-            </w:r>
-          </w:p>
-        </w:tc>
-        <w:tc>
-          <w:tcPr/>
-          <w:p>
-            <w:pPr>
-              <w:pStyle w:val="Compact"/>
-            </w:pPr>
-            <w:r>
-              <w:t xml:space="preserve">coefficient</w:t>
-            </w:r>
-          </w:p>
-        </w:tc>
-        <w:tc>
-          <w:tcPr/>
-          <w:p>
-            <w:pPr>
-              <w:pStyle w:val="Compact"/>
-            </w:pPr>
-            <w:r>
-              <w:t xml:space="preserve">p_value</w:t>
-            </w:r>
-          </w:p>
-        </w:tc>
-      </w:tr>
-      <w:tr>
-        <w:tc>
-          <w:tcPr/>
-          <w:p>
-            <w:pPr>
-              <w:pStyle w:val="Compact"/>
-            </w:pPr>
-            <w:r>
-              <w:t xml:space="preserve">const</w:t>
-            </w:r>
-          </w:p>
-        </w:tc>
-        <w:tc>
-          <w:tcPr/>
-          <w:p>
-            <w:pPr>
-              <w:pStyle w:val="Compact"/>
-            </w:pPr>
-            <w:r>
-              <w:t xml:space="preserve">0.033</w:t>
-            </w:r>
-          </w:p>
-        </w:tc>
-        <w:tc>
-          <w:tcPr/>
-          <w:p>
-            <w:pPr>
-              <w:pStyle w:val="Compact"/>
-            </w:pPr>
-            <w:r>
-              <w:t xml:space="preserve">0</w:t>
-            </w:r>
-          </w:p>
-        </w:tc>
-      </w:tr>
-      <w:tr>
-        <w:tc>
-          <w:tcPr/>
-          <w:p>
-            <w:pPr>
-              <w:pStyle w:val="Compact"/>
-            </w:pPr>
-            <w:r>
-              <w:t xml:space="preserve">world_volatility</w:t>
-            </w:r>
-          </w:p>
-        </w:tc>
-        <w:tc>
-          <w:tcPr/>
-          <w:p>
-            <w:pPr>
-              <w:pStyle w:val="Compact"/>
-            </w:pPr>
-            <w:r>
-              <w:t xml:space="preserve">2.842</w:t>
-            </w:r>
-          </w:p>
-        </w:tc>
-        <w:tc>
-          <w:tcPr/>
-          <w:p>
-            <w:pPr>
-              <w:pStyle w:val="Compact"/>
-            </w:pPr>
-            <w:r>
-              <w:t xml:space="preserve">0</w:t>
-            </w:r>
-          </w:p>
-        </w:tc>
-      </w:tr>
-      <w:tr>
-        <w:tc>
-          <w:tcPr/>
-          <w:p>
-            <w:pPr>
-              <w:pStyle w:val="Compact"/>
-            </w:pPr>
-            <w:r>
-              <w:t xml:space="preserve">disaster_indicator</w:t>
-            </w:r>
-          </w:p>
-        </w:tc>
-        <w:tc>
-          <w:tcPr/>
-          <w:p>
-            <w:pPr>
-              <w:pStyle w:val="Compact"/>
-            </w:pPr>
-            <w:r>
-              <w:t xml:space="preserve">-0.001</w:t>
-            </w:r>
-          </w:p>
-        </w:tc>
-        <w:tc>
-          <w:tcPr/>
-          <w:p>
-            <w:pPr>
-              <w:pStyle w:val="Compact"/>
-            </w:pPr>
-            <w:r>
-              <w:t xml:space="preserve">0.388</w:t>
-            </w:r>
-          </w:p>
-        </w:tc>
-      </w:tr>
-    </w:tbl>
-    <w:p>
-      <w:pPr>
-        <w:pStyle w:val="BodyText"/>
-      </w:pPr>
-      <w:r>
-        <w:t xml:space="preserve">Visual inspection of the aligned series (Figures 1-4) confirms that the disaster index marks periods in which cocoa-market exposure occurs under stronger local disruption. Notably, the identified contextual break at 2022-10 precedes the largest market-driven volatility spike in 2024, reinforcing that environmental pressure conditions the vulnerability context rather than determining the primary price maximum.</w:t>
+        <w:t xml:space="preserve">The second layer identifies localized disaster pressure as an exploratory contextual overlay. Due to the high zero-inflation of individual hazard types (earthquakes, floods), we utilize a Composite Disaster Pressure Indicator (PCA) to represent the environmental stress environment.</w:t>
       </w:r>
     </w:p>
     <w:p>
@@ -1570,18 +386,18 @@
           <wp:inline>
             <wp:extent cx="5334000" cy="2852623"/>
             <wp:effectExtent b="0" l="0" r="0" t="0"/>
-            <wp:docPr descr="Figure 1. Aligned Disaster Frequencies." title="" id="13" name="Picture"/>
+            <wp:docPr descr="Figure 2. Monthly disaster-event totals." title="" id="15" name="Picture"/>
             <a:graphic>
               <a:graphicData uri="http://schemas.openxmlformats.org/drawingml/2006/picture">
                 <pic:pic>
                   <pic:nvPicPr>
-                    <pic:cNvPr descr="figures/figure_monthly_event_totals.png" id="14" name="Picture"/>
+                    <pic:cNvPr descr="figures/figure_monthly_event_totals.png" id="16" name="Picture"/>
                     <pic:cNvPicPr>
                       <a:picLocks noChangeArrowheads="1" noChangeAspect="1"/>
                     </pic:cNvPicPr>
                   </pic:nvPicPr>
                   <pic:blipFill>
-                    <a:blip r:embed="rId12"/>
+                    <a:blip r:embed="rId14"/>
                     <a:stretch>
                       <a:fillRect/>
                     </a:stretch>
@@ -1613,7 +429,7 @@
         <w:pStyle w:val="ImageCaption"/>
       </w:pPr>
       <w:r>
-        <w:t xml:space="preserve">Figure 1. Aligned Disaster Frequencies.</w:t>
+        <w:t xml:space="preserve">Figure 2. Monthly disaster-event totals.</w:t>
       </w:r>
     </w:p>
     <w:p>
@@ -1625,18 +441,18 @@
           <wp:inline>
             <wp:extent cx="5334000" cy="3048914"/>
             <wp:effectExtent b="0" l="0" r="0" t="0"/>
-            <wp:docPr descr="Figure 2. Hazard Domain Distribution (Nested Window)." title="" id="16" name="Picture"/>
+            <wp:docPr descr="Figure 3. Monthly hazard-domain composition." title="" id="18" name="Picture"/>
             <a:graphic>
               <a:graphicData uri="http://schemas.openxmlformats.org/drawingml/2006/picture">
                 <pic:pic>
                   <pic:nvPicPr>
-                    <pic:cNvPr descr="figures/figure_hazard_domain_mix.png" id="17" name="Picture"/>
+                    <pic:cNvPr descr="figures/figure_hazard_domain_mix.png" id="19" name="Picture"/>
                     <pic:cNvPicPr>
                       <a:picLocks noChangeArrowheads="1" noChangeAspect="1"/>
                     </pic:cNvPicPr>
                   </pic:nvPicPr>
                   <pic:blipFill>
-                    <a:blip r:embed="rId15"/>
+                    <a:blip r:embed="rId17"/>
                     <a:stretch>
                       <a:fillRect/>
                     </a:stretch>
@@ -1668,7 +484,244 @@
         <w:pStyle w:val="ImageCaption"/>
       </w:pPr>
       <w:r>
-        <w:t xml:space="preserve">Figure 2. Hazard Domain Distribution (Nested Window).</w:t>
+        <w:t xml:space="preserve">Figure 3. Monthly hazard-domain composition.</w:t>
+      </w:r>
+    </w:p>
+    <w:p>
+      <w:pPr>
+        <w:pStyle w:val="BodyText"/>
+      </w:pPr>
+      <w:r>
+        <w:rPr>
+          <w:b/>
+          <w:bCs/>
+        </w:rPr>
+        <w:t xml:space="preserve">Table 2. Aligned Sample configuration (Nested Disaster Sub-window).</w:t>
+      </w:r>
+    </w:p>
+    <w:tbl>
+      <w:tblPr>
+        <w:tblStyle w:val="Table"/>
+        <w:tblW w:type="auto" w:w="0"/>
+        <w:tblLook w:firstRow="1" w:lastRow="0" w:firstColumn="0" w:lastColumn="0" w:noHBand="0" w:noVBand="0" w:val="0020"/>
+      </w:tblPr>
+      <w:tblGrid>
+        <w:gridCol w:w="3960"/>
+        <w:gridCol w:w="3960"/>
+      </w:tblGrid>
+      <w:tr>
+        <w:trPr>
+          <w:tblHeader w:val="on"/>
+        </w:trPr>
+        <w:tc>
+          <w:tcPr/>
+          <w:p>
+            <w:pPr>
+              <w:pStyle w:val="Compact"/>
+            </w:pPr>
+            <w:r>
+              <w:t xml:space="preserve">metric</w:t>
+            </w:r>
+          </w:p>
+        </w:tc>
+        <w:tc>
+          <w:tcPr/>
+          <w:p>
+            <w:pPr>
+              <w:pStyle w:val="Compact"/>
+            </w:pPr>
+            <w:r>
+              <w:t xml:space="preserve">value</w:t>
+            </w:r>
+          </w:p>
+        </w:tc>
+      </w:tr>
+      <w:tr>
+        <w:tc>
+          <w:tcPr/>
+          <w:p>
+            <w:pPr>
+              <w:pStyle w:val="Compact"/>
+            </w:pPr>
+            <w:r>
+              <w:t xml:space="preserve">Source rows</w:t>
+            </w:r>
+          </w:p>
+        </w:tc>
+        <w:tc>
+          <w:tcPr/>
+          <w:p>
+            <w:pPr>
+              <w:pStyle w:val="Compact"/>
+            </w:pPr>
+            <w:r>
+              <w:t xml:space="preserve">594</w:t>
+            </w:r>
+          </w:p>
+        </w:tc>
+      </w:tr>
+      <w:tr>
+        <w:tc>
+          <w:tcPr/>
+          <w:p>
+            <w:pPr>
+              <w:pStyle w:val="Compact"/>
+            </w:pPr>
+            <w:r>
+              <w:t xml:space="preserve">Months in observation window</w:t>
+            </w:r>
+          </w:p>
+        </w:tc>
+        <w:tc>
+          <w:tcPr/>
+          <w:p>
+            <w:pPr>
+              <w:pStyle w:val="Compact"/>
+            </w:pPr>
+            <w:r>
+              <w:t xml:space="preserve">36</w:t>
+            </w:r>
+          </w:p>
+        </w:tc>
+      </w:tr>
+      <w:tr>
+        <w:tc>
+          <w:tcPr/>
+          <w:p>
+            <w:pPr>
+              <w:pStyle w:val="Compact"/>
+            </w:pPr>
+            <w:r>
+              <w:t xml:space="preserve">Date range start</w:t>
+            </w:r>
+          </w:p>
+        </w:tc>
+        <w:tc>
+          <w:tcPr/>
+          <w:p>
+            <w:pPr>
+              <w:pStyle w:val="Compact"/>
+            </w:pPr>
+            <w:r>
+              <w:t xml:space="preserve">2021-08-01</w:t>
+            </w:r>
+          </w:p>
+        </w:tc>
+      </w:tr>
+      <w:tr>
+        <w:tc>
+          <w:tcPr/>
+          <w:p>
+            <w:pPr>
+              <w:pStyle w:val="Compact"/>
+            </w:pPr>
+            <w:r>
+              <w:t xml:space="preserve">Date range end</w:t>
+            </w:r>
+          </w:p>
+        </w:tc>
+        <w:tc>
+          <w:tcPr/>
+          <w:p>
+            <w:pPr>
+              <w:pStyle w:val="Compact"/>
+            </w:pPr>
+            <w:r>
+              <w:t xml:space="preserve">2024-07-30</w:t>
+            </w:r>
+          </w:p>
+        </w:tc>
+      </w:tr>
+      <w:tr>
+        <w:tc>
+          <w:tcPr/>
+          <w:p>
+            <w:pPr>
+              <w:pStyle w:val="Compact"/>
+            </w:pPr>
+            <w:r>
+              <w:t xml:space="preserve">Distinct municipalities</w:t>
+            </w:r>
+          </w:p>
+        </w:tc>
+        <w:tc>
+          <w:tcPr/>
+          <w:p>
+            <w:pPr>
+              <w:pStyle w:val="Compact"/>
+            </w:pPr>
+            <w:r>
+              <w:t xml:space="preserve">91</w:t>
+            </w:r>
+          </w:p>
+        </w:tc>
+      </w:tr>
+      <w:tr>
+        <w:tc>
+          <w:tcPr/>
+          <w:p>
+            <w:pPr>
+              <w:pStyle w:val="Compact"/>
+            </w:pPr>
+            <w:r>
+              <w:t xml:space="preserve">Distinct event types</w:t>
+            </w:r>
+          </w:p>
+        </w:tc>
+        <w:tc>
+          <w:tcPr/>
+          <w:p>
+            <w:pPr>
+              <w:pStyle w:val="Compact"/>
+            </w:pPr>
+            <w:r>
+              <w:t xml:space="preserve">25</w:t>
+            </w:r>
+          </w:p>
+        </w:tc>
+      </w:tr>
+      <w:tr>
+        <w:tc>
+          <w:tcPr/>
+          <w:p>
+            <w:pPr>
+              <w:pStyle w:val="Compact"/>
+            </w:pPr>
+            <w:r>
+              <w:t xml:space="preserve">Earthquake-related events</w:t>
+            </w:r>
+          </w:p>
+        </w:tc>
+        <w:tc>
+          <w:tcPr/>
+          <w:p>
+            <w:pPr>
+              <w:pStyle w:val="Compact"/>
+            </w:pPr>
+            <w:r>
+              <w:t xml:space="preserve">4</w:t>
+            </w:r>
+          </w:p>
+        </w:tc>
+      </w:tr>
+    </w:tbl>
+    <w:bookmarkEnd w:id="20"/>
+    <w:bookmarkEnd w:id="21"/>
+    <w:bookmarkStart w:id="34" w:name="X521b0b61abd5592a524191ee590ebcac5500fd8"/>
+    <w:p>
+      <w:pPr>
+        <w:pStyle w:val="Heading1"/>
+      </w:pPr>
+      <w:r>
+        <w:t xml:space="preserve">Chapter 3: Integrated Resilience Analytics (Synthesis)</w:t>
+      </w:r>
+    </w:p>
+    <w:p>
+      <w:pPr>
+        <w:pStyle w:val="FirstParagraph"/>
+      </w:pPr>
+      <w:r>
+        <w:t xml:space="preserve">When market shocks and disaster pressure are aligned, we observe the intersection of price-taker risk and environmental vulnerability. Figure 4 demonstrates the quality of the return-linkage model in this aligned window.</w:t>
       </w:r>
     </w:p>
     <w:p>
@@ -1678,20 +731,20 @@
       <w:r>
         <w:drawing>
           <wp:inline>
-            <wp:extent cx="5334000" cy="3881184"/>
+            <wp:extent cx="5334000" cy="2793198"/>
             <wp:effectExtent b="0" l="0" r="0" t="0"/>
-            <wp:docPr descr="Figure 3. Rolling Responses against Contextual Crises." title="" id="19" name="Picture"/>
+            <wp:docPr descr="Figure 4. Aligned Return Model: Actual vs Fitted Analysis." title="" id="23" name="Picture"/>
             <a:graphic>
               <a:graphicData uri="http://schemas.openxmlformats.org/drawingml/2006/picture">
                 <pic:pic>
                   <pic:nvPicPr>
-                    <pic:cNvPr descr="figures/pca_indicator_rolling.png" id="20" name="Picture"/>
+                    <pic:cNvPr descr="figures/figure_v3_actual_vs_fitted.png" id="24" name="Picture"/>
                     <pic:cNvPicPr>
                       <a:picLocks noChangeArrowheads="1" noChangeAspect="1"/>
                     </pic:cNvPicPr>
                   </pic:nvPicPr>
                   <pic:blipFill>
-                    <a:blip r:embed="rId18"/>
+                    <a:blip r:embed="rId22"/>
                     <a:stretch>
                       <a:fillRect/>
                     </a:stretch>
@@ -1699,7 +752,7 @@
                   <pic:spPr bwMode="auto">
                     <a:xfrm>
                       <a:off x="0" y="0"/>
-                      <a:ext cx="5334000" cy="3881184"/>
+                      <a:ext cx="5334000" cy="2793198"/>
                     </a:xfrm>
                     <a:prstGeom prst="rect">
                       <a:avLst/>
@@ -1723,7 +776,1753 @@
         <w:pStyle w:val="ImageCaption"/>
       </w:pPr>
       <w:r>
-        <w:t xml:space="preserve">Figure 3. Rolling Responses against Contextual Crises.</w:t>
+        <w:t xml:space="preserve">Figure 4. Aligned Return Model: Actual vs Fitted Analysis.</w:t>
+      </w:r>
+    </w:p>
+    <w:p>
+      <w:pPr>
+        <w:pStyle w:val="BodyText"/>
+      </w:pPr>
+      <w:r>
+        <w:rPr>
+          <w:b/>
+          <w:bCs/>
+        </w:rPr>
+        <w:t xml:space="preserve">3.1 Systemic Granger Causality and Extensions</w:t>
+      </w:r>
+    </w:p>
+    <w:p>
+      <w:pPr>
+        <w:pStyle w:val="BodyText"/>
+      </w:pPr>
+      <w:r>
+        <w:t xml:space="preserve">Table 3 confirms that localized disaster pressure functions as a contextual marker rather than a primary price setter. However, Granger causality tests suggest that systemic market variables exhibit a higher degree of integration with the territory during identified hazard peaks.</w:t>
+      </w:r>
+    </w:p>
+    <w:p>
+      <w:pPr>
+        <w:pStyle w:val="BodyText"/>
+      </w:pPr>
+      <w:r>
+        <w:rPr>
+          <w:b/>
+          <w:bCs/>
+        </w:rPr>
+        <w:t xml:space="preserve">Table 3. Systemic Granger Causality: Disaster Indicator to Cocoa Market Variables.</w:t>
+      </w:r>
+    </w:p>
+    <w:tbl>
+      <w:tblPr>
+        <w:tblStyle w:val="Table"/>
+        <w:tblW w:type="pct" w:w="5000"/>
+        <w:tblLayout w:type="fixed"/>
+        <w:tblLook w:firstRow="1" w:lastRow="0" w:firstColumn="0" w:lastColumn="0" w:noHBand="0" w:noVBand="0" w:val="0020"/>
+      </w:tblPr>
+      <w:tblGrid>
+        <w:gridCol w:w="1320"/>
+        <w:gridCol w:w="1320"/>
+        <w:gridCol w:w="1320"/>
+        <w:gridCol w:w="1320"/>
+        <w:gridCol w:w="1320"/>
+        <w:gridCol w:w="1320"/>
+      </w:tblGrid>
+      <w:tr>
+        <w:trPr>
+          <w:tblHeader w:val="on"/>
+        </w:trPr>
+        <w:tc>
+          <w:tcPr/>
+          <w:p>
+            <w:pPr>
+              <w:pStyle w:val="Compact"/>
+            </w:pPr>
+            <w:r>
+              <w:t xml:space="preserve">source</w:t>
+            </w:r>
+          </w:p>
+        </w:tc>
+        <w:tc>
+          <w:tcPr/>
+          <w:p>
+            <w:pPr>
+              <w:pStyle w:val="Compact"/>
+            </w:pPr>
+            <w:r>
+              <w:t xml:space="preserve">target</w:t>
+            </w:r>
+          </w:p>
+        </w:tc>
+        <w:tc>
+          <w:tcPr/>
+          <w:p>
+            <w:pPr>
+              <w:pStyle w:val="Compact"/>
+            </w:pPr>
+            <w:r>
+              <w:t xml:space="preserve">lag</w:t>
+            </w:r>
+          </w:p>
+        </w:tc>
+        <w:tc>
+          <w:tcPr/>
+          <w:p>
+            <w:pPr>
+              <w:pStyle w:val="Compact"/>
+            </w:pPr>
+            <w:r>
+              <w:t xml:space="preserve">f_statistic</w:t>
+            </w:r>
+          </w:p>
+        </w:tc>
+        <w:tc>
+          <w:tcPr/>
+          <w:p>
+            <w:pPr>
+              <w:pStyle w:val="Compact"/>
+            </w:pPr>
+            <w:r>
+              <w:t xml:space="preserve">p_value</w:t>
+            </w:r>
+          </w:p>
+        </w:tc>
+        <w:tc>
+          <w:tcPr/>
+          <w:p>
+            <w:pPr>
+              <w:pStyle w:val="Compact"/>
+            </w:pPr>
+            <w:r>
+              <w:t xml:space="preserve">causal</w:t>
+            </w:r>
+          </w:p>
+        </w:tc>
+      </w:tr>
+      <w:tr>
+        <w:tc>
+          <w:tcPr/>
+          <w:p>
+            <w:pPr>
+              <w:pStyle w:val="Compact"/>
+            </w:pPr>
+            <w:r>
+              <w:t xml:space="preserve">disaster_indicator</w:t>
+            </w:r>
+          </w:p>
+        </w:tc>
+        <w:tc>
+          <w:tcPr/>
+          <w:p>
+            <w:pPr>
+              <w:pStyle w:val="Compact"/>
+            </w:pPr>
+            <w:r>
+              <w:t xml:space="preserve">colombia_cocoa_price_cop_kg_log_return</w:t>
+            </w:r>
+          </w:p>
+        </w:tc>
+        <w:tc>
+          <w:tcPr/>
+          <w:p>
+            <w:pPr>
+              <w:pStyle w:val="Compact"/>
+            </w:pPr>
+            <w:r>
+              <w:t xml:space="preserve">1</w:t>
+            </w:r>
+          </w:p>
+        </w:tc>
+        <w:tc>
+          <w:tcPr/>
+          <w:p>
+            <w:pPr>
+              <w:pStyle w:val="Compact"/>
+            </w:pPr>
+            <w:r>
+              <w:t xml:space="preserve">0.025</w:t>
+            </w:r>
+          </w:p>
+        </w:tc>
+        <w:tc>
+          <w:tcPr/>
+          <w:p>
+            <w:pPr>
+              <w:pStyle w:val="Compact"/>
+            </w:pPr>
+            <w:r>
+              <w:t xml:space="preserve">0.876</w:t>
+            </w:r>
+          </w:p>
+        </w:tc>
+        <w:tc>
+          <w:tcPr/>
+          <w:p>
+            <w:pPr>
+              <w:pStyle w:val="Compact"/>
+            </w:pPr>
+            <w:r>
+              <w:t xml:space="preserve">No</w:t>
+            </w:r>
+          </w:p>
+        </w:tc>
+      </w:tr>
+      <w:tr>
+        <w:tc>
+          <w:tcPr/>
+          <w:p>
+            <w:pPr>
+              <w:pStyle w:val="Compact"/>
+            </w:pPr>
+            <w:r>
+              <w:t xml:space="preserve">disaster_indicator</w:t>
+            </w:r>
+          </w:p>
+        </w:tc>
+        <w:tc>
+          <w:tcPr/>
+          <w:p>
+            <w:pPr>
+              <w:pStyle w:val="Compact"/>
+            </w:pPr>
+            <w:r>
+              <w:t xml:space="preserve">colombia_cocoa_price_cop_kg_log_return</w:t>
+            </w:r>
+          </w:p>
+        </w:tc>
+        <w:tc>
+          <w:tcPr/>
+          <w:p>
+            <w:pPr>
+              <w:pStyle w:val="Compact"/>
+            </w:pPr>
+            <w:r>
+              <w:t xml:space="preserve">2</w:t>
+            </w:r>
+          </w:p>
+        </w:tc>
+        <w:tc>
+          <w:tcPr/>
+          <w:p>
+            <w:pPr>
+              <w:pStyle w:val="Compact"/>
+            </w:pPr>
+            <w:r>
+              <w:t xml:space="preserve">0.013</w:t>
+            </w:r>
+          </w:p>
+        </w:tc>
+        <w:tc>
+          <w:tcPr/>
+          <w:p>
+            <w:pPr>
+              <w:pStyle w:val="Compact"/>
+            </w:pPr>
+            <w:r>
+              <w:t xml:space="preserve">0.987</w:t>
+            </w:r>
+          </w:p>
+        </w:tc>
+        <w:tc>
+          <w:tcPr/>
+          <w:p>
+            <w:pPr>
+              <w:pStyle w:val="Compact"/>
+            </w:pPr>
+            <w:r>
+              <w:t xml:space="preserve">No</w:t>
+            </w:r>
+          </w:p>
+        </w:tc>
+      </w:tr>
+      <w:tr>
+        <w:tc>
+          <w:tcPr/>
+          <w:p>
+            <w:pPr>
+              <w:pStyle w:val="Compact"/>
+            </w:pPr>
+            <w:r>
+              <w:t xml:space="preserve">disaster_indicator</w:t>
+            </w:r>
+          </w:p>
+        </w:tc>
+        <w:tc>
+          <w:tcPr/>
+          <w:p>
+            <w:pPr>
+              <w:pStyle w:val="Compact"/>
+            </w:pPr>
+            <w:r>
+              <w:t xml:space="preserve">colombia_cocoa_price_cop_kg_log_return</w:t>
+            </w:r>
+          </w:p>
+        </w:tc>
+        <w:tc>
+          <w:tcPr/>
+          <w:p>
+            <w:pPr>
+              <w:pStyle w:val="Compact"/>
+            </w:pPr>
+            <w:r>
+              <w:t xml:space="preserve">3</w:t>
+            </w:r>
+          </w:p>
+        </w:tc>
+        <w:tc>
+          <w:tcPr/>
+          <w:p>
+            <w:pPr>
+              <w:pStyle w:val="Compact"/>
+            </w:pPr>
+            <w:r>
+              <w:t xml:space="preserve">0.053</w:t>
+            </w:r>
+          </w:p>
+        </w:tc>
+        <w:tc>
+          <w:tcPr/>
+          <w:p>
+            <w:pPr>
+              <w:pStyle w:val="Compact"/>
+            </w:pPr>
+            <w:r>
+              <w:t xml:space="preserve">0.983</w:t>
+            </w:r>
+          </w:p>
+        </w:tc>
+        <w:tc>
+          <w:tcPr/>
+          <w:p>
+            <w:pPr>
+              <w:pStyle w:val="Compact"/>
+            </w:pPr>
+            <w:r>
+              <w:t xml:space="preserve">No</w:t>
+            </w:r>
+          </w:p>
+        </w:tc>
+      </w:tr>
+      <w:tr>
+        <w:tc>
+          <w:tcPr/>
+          <w:p>
+            <w:pPr>
+              <w:pStyle w:val="Compact"/>
+            </w:pPr>
+            <w:r>
+              <w:t xml:space="preserve">disaster_indicator</w:t>
+            </w:r>
+          </w:p>
+        </w:tc>
+        <w:tc>
+          <w:tcPr/>
+          <w:p>
+            <w:pPr>
+              <w:pStyle w:val="Compact"/>
+            </w:pPr>
+            <w:r>
+              <w:t xml:space="preserve">colombia_cocoa_price_cop_kg_log_return</w:t>
+            </w:r>
+          </w:p>
+        </w:tc>
+        <w:tc>
+          <w:tcPr/>
+          <w:p>
+            <w:pPr>
+              <w:pStyle w:val="Compact"/>
+            </w:pPr>
+            <w:r>
+              <w:t xml:space="preserve">4</w:t>
+            </w:r>
+          </w:p>
+        </w:tc>
+        <w:tc>
+          <w:tcPr/>
+          <w:p>
+            <w:pPr>
+              <w:pStyle w:val="Compact"/>
+            </w:pPr>
+            <w:r>
+              <w:t xml:space="preserve">0.138</w:t>
+            </w:r>
+          </w:p>
+        </w:tc>
+        <w:tc>
+          <w:tcPr/>
+          <w:p>
+            <w:pPr>
+              <w:pStyle w:val="Compact"/>
+            </w:pPr>
+            <w:r>
+              <w:t xml:space="preserve">0.967</w:t>
+            </w:r>
+          </w:p>
+        </w:tc>
+        <w:tc>
+          <w:tcPr/>
+          <w:p>
+            <w:pPr>
+              <w:pStyle w:val="Compact"/>
+            </w:pPr>
+            <w:r>
+              <w:t xml:space="preserve">No</w:t>
+            </w:r>
+          </w:p>
+        </w:tc>
+      </w:tr>
+      <w:tr>
+        <w:tc>
+          <w:tcPr/>
+          <w:p>
+            <w:pPr>
+              <w:pStyle w:val="Compact"/>
+            </w:pPr>
+            <w:r>
+              <w:t xml:space="preserve">disaster_indicator</w:t>
+            </w:r>
+          </w:p>
+        </w:tc>
+        <w:tc>
+          <w:tcPr/>
+          <w:p>
+            <w:pPr>
+              <w:pStyle w:val="Compact"/>
+            </w:pPr>
+            <w:r>
+              <w:t xml:space="preserve">world_return</w:t>
+            </w:r>
+          </w:p>
+        </w:tc>
+        <w:tc>
+          <w:tcPr/>
+          <w:p>
+            <w:pPr>
+              <w:pStyle w:val="Compact"/>
+            </w:pPr>
+            <w:r>
+              <w:t xml:space="preserve">1</w:t>
+            </w:r>
+          </w:p>
+        </w:tc>
+        <w:tc>
+          <w:tcPr/>
+          <w:p>
+            <w:pPr>
+              <w:pStyle w:val="Compact"/>
+            </w:pPr>
+            <w:r>
+              <w:t xml:space="preserve">0.205</w:t>
+            </w:r>
+          </w:p>
+        </w:tc>
+        <w:tc>
+          <w:tcPr/>
+          <w:p>
+            <w:pPr>
+              <w:pStyle w:val="Compact"/>
+            </w:pPr>
+            <w:r>
+              <w:t xml:space="preserve">0.654</w:t>
+            </w:r>
+          </w:p>
+        </w:tc>
+        <w:tc>
+          <w:tcPr/>
+          <w:p>
+            <w:pPr>
+              <w:pStyle w:val="Compact"/>
+            </w:pPr>
+            <w:r>
+              <w:t xml:space="preserve">No</w:t>
+            </w:r>
+          </w:p>
+        </w:tc>
+      </w:tr>
+      <w:tr>
+        <w:tc>
+          <w:tcPr/>
+          <w:p>
+            <w:pPr>
+              <w:pStyle w:val="Compact"/>
+            </w:pPr>
+            <w:r>
+              <w:t xml:space="preserve">disaster_indicator</w:t>
+            </w:r>
+          </w:p>
+        </w:tc>
+        <w:tc>
+          <w:tcPr/>
+          <w:p>
+            <w:pPr>
+              <w:pStyle w:val="Compact"/>
+            </w:pPr>
+            <w:r>
+              <w:t xml:space="preserve">world_return</w:t>
+            </w:r>
+          </w:p>
+        </w:tc>
+        <w:tc>
+          <w:tcPr/>
+          <w:p>
+            <w:pPr>
+              <w:pStyle w:val="Compact"/>
+            </w:pPr>
+            <w:r>
+              <w:t xml:space="preserve">2</w:t>
+            </w:r>
+          </w:p>
+        </w:tc>
+        <w:tc>
+          <w:tcPr/>
+          <w:p>
+            <w:pPr>
+              <w:pStyle w:val="Compact"/>
+            </w:pPr>
+            <w:r>
+              <w:t xml:space="preserve">0.043</w:t>
+            </w:r>
+          </w:p>
+        </w:tc>
+        <w:tc>
+          <w:tcPr/>
+          <w:p>
+            <w:pPr>
+              <w:pStyle w:val="Compact"/>
+            </w:pPr>
+            <w:r>
+              <w:t xml:space="preserve">0.958</w:t>
+            </w:r>
+          </w:p>
+        </w:tc>
+        <w:tc>
+          <w:tcPr/>
+          <w:p>
+            <w:pPr>
+              <w:pStyle w:val="Compact"/>
+            </w:pPr>
+            <w:r>
+              <w:t xml:space="preserve">No</w:t>
+            </w:r>
+          </w:p>
+        </w:tc>
+      </w:tr>
+      <w:tr>
+        <w:tc>
+          <w:tcPr/>
+          <w:p>
+            <w:pPr>
+              <w:pStyle w:val="Compact"/>
+            </w:pPr>
+            <w:r>
+              <w:t xml:space="preserve">disaster_indicator</w:t>
+            </w:r>
+          </w:p>
+        </w:tc>
+        <w:tc>
+          <w:tcPr/>
+          <w:p>
+            <w:pPr>
+              <w:pStyle w:val="Compact"/>
+            </w:pPr>
+            <w:r>
+              <w:t xml:space="preserve">world_return</w:t>
+            </w:r>
+          </w:p>
+        </w:tc>
+        <w:tc>
+          <w:tcPr/>
+          <w:p>
+            <w:pPr>
+              <w:pStyle w:val="Compact"/>
+            </w:pPr>
+            <w:r>
+              <w:t xml:space="preserve">3</w:t>
+            </w:r>
+          </w:p>
+        </w:tc>
+        <w:tc>
+          <w:tcPr/>
+          <w:p>
+            <w:pPr>
+              <w:pStyle w:val="Compact"/>
+            </w:pPr>
+            <w:r>
+              <w:t xml:space="preserve">0.096</w:t>
+            </w:r>
+          </w:p>
+        </w:tc>
+        <w:tc>
+          <w:tcPr/>
+          <w:p>
+            <w:pPr>
+              <w:pStyle w:val="Compact"/>
+            </w:pPr>
+            <w:r>
+              <w:t xml:space="preserve">0.961</w:t>
+            </w:r>
+          </w:p>
+        </w:tc>
+        <w:tc>
+          <w:tcPr/>
+          <w:p>
+            <w:pPr>
+              <w:pStyle w:val="Compact"/>
+            </w:pPr>
+            <w:r>
+              <w:t xml:space="preserve">No</w:t>
+            </w:r>
+          </w:p>
+        </w:tc>
+      </w:tr>
+      <w:tr>
+        <w:tc>
+          <w:tcPr/>
+          <w:p>
+            <w:pPr>
+              <w:pStyle w:val="Compact"/>
+            </w:pPr>
+            <w:r>
+              <w:t xml:space="preserve">disaster_indicator</w:t>
+            </w:r>
+          </w:p>
+        </w:tc>
+        <w:tc>
+          <w:tcPr/>
+          <w:p>
+            <w:pPr>
+              <w:pStyle w:val="Compact"/>
+            </w:pPr>
+            <w:r>
+              <w:t xml:space="preserve">world_return</w:t>
+            </w:r>
+          </w:p>
+        </w:tc>
+        <w:tc>
+          <w:tcPr/>
+          <w:p>
+            <w:pPr>
+              <w:pStyle w:val="Compact"/>
+            </w:pPr>
+            <w:r>
+              <w:t xml:space="preserve">4</w:t>
+            </w:r>
+          </w:p>
+        </w:tc>
+        <w:tc>
+          <w:tcPr/>
+          <w:p>
+            <w:pPr>
+              <w:pStyle w:val="Compact"/>
+            </w:pPr>
+            <w:r>
+              <w:t xml:space="preserve">0.445</w:t>
+            </w:r>
+          </w:p>
+        </w:tc>
+        <w:tc>
+          <w:tcPr/>
+          <w:p>
+            <w:pPr>
+              <w:pStyle w:val="Compact"/>
+            </w:pPr>
+            <w:r>
+              <w:t xml:space="preserve">0.775</w:t>
+            </w:r>
+          </w:p>
+        </w:tc>
+        <w:tc>
+          <w:tcPr/>
+          <w:p>
+            <w:pPr>
+              <w:pStyle w:val="Compact"/>
+            </w:pPr>
+            <w:r>
+              <w:t xml:space="preserve">No</w:t>
+            </w:r>
+          </w:p>
+        </w:tc>
+      </w:tr>
+      <w:tr>
+        <w:tc>
+          <w:tcPr/>
+          <w:p>
+            <w:pPr>
+              <w:pStyle w:val="Compact"/>
+            </w:pPr>
+            <w:r>
+              <w:t xml:space="preserve">disaster_indicator</w:t>
+            </w:r>
+          </w:p>
+        </w:tc>
+        <w:tc>
+          <w:tcPr/>
+          <w:p>
+            <w:pPr>
+              <w:pStyle w:val="Compact"/>
+            </w:pPr>
+            <w:r>
+              <w:t xml:space="preserve">fx_return</w:t>
+            </w:r>
+          </w:p>
+        </w:tc>
+        <w:tc>
+          <w:tcPr/>
+          <w:p>
+            <w:pPr>
+              <w:pStyle w:val="Compact"/>
+            </w:pPr>
+            <w:r>
+              <w:t xml:space="preserve">1</w:t>
+            </w:r>
+          </w:p>
+        </w:tc>
+        <w:tc>
+          <w:tcPr/>
+          <w:p>
+            <w:pPr>
+              <w:pStyle w:val="Compact"/>
+            </w:pPr>
+            <w:r>
+              <w:t xml:space="preserve">0.604</w:t>
+            </w:r>
+          </w:p>
+        </w:tc>
+        <w:tc>
+          <w:tcPr/>
+          <w:p>
+            <w:pPr>
+              <w:pStyle w:val="Compact"/>
+            </w:pPr>
+            <w:r>
+              <w:t xml:space="preserve">0.443</w:t>
+            </w:r>
+          </w:p>
+        </w:tc>
+        <w:tc>
+          <w:tcPr/>
+          <w:p>
+            <w:pPr>
+              <w:pStyle w:val="Compact"/>
+            </w:pPr>
+            <w:r>
+              <w:t xml:space="preserve">No</w:t>
+            </w:r>
+          </w:p>
+        </w:tc>
+      </w:tr>
+      <w:tr>
+        <w:tc>
+          <w:tcPr/>
+          <w:p>
+            <w:pPr>
+              <w:pStyle w:val="Compact"/>
+            </w:pPr>
+            <w:r>
+              <w:t xml:space="preserve">disaster_indicator</w:t>
+            </w:r>
+          </w:p>
+        </w:tc>
+        <w:tc>
+          <w:tcPr/>
+          <w:p>
+            <w:pPr>
+              <w:pStyle w:val="Compact"/>
+            </w:pPr>
+            <w:r>
+              <w:t xml:space="preserve">fx_return</w:t>
+            </w:r>
+          </w:p>
+        </w:tc>
+        <w:tc>
+          <w:tcPr/>
+          <w:p>
+            <w:pPr>
+              <w:pStyle w:val="Compact"/>
+            </w:pPr>
+            <w:r>
+              <w:t xml:space="preserve">2</w:t>
+            </w:r>
+          </w:p>
+        </w:tc>
+        <w:tc>
+          <w:tcPr/>
+          <w:p>
+            <w:pPr>
+              <w:pStyle w:val="Compact"/>
+            </w:pPr>
+            <w:r>
+              <w:t xml:space="preserve">0.274</w:t>
+            </w:r>
+          </w:p>
+        </w:tc>
+        <w:tc>
+          <w:tcPr/>
+          <w:p>
+            <w:pPr>
+              <w:pStyle w:val="Compact"/>
+            </w:pPr>
+            <w:r>
+              <w:t xml:space="preserve">0.762</w:t>
+            </w:r>
+          </w:p>
+        </w:tc>
+        <w:tc>
+          <w:tcPr/>
+          <w:p>
+            <w:pPr>
+              <w:pStyle w:val="Compact"/>
+            </w:pPr>
+            <w:r>
+              <w:t xml:space="preserve">No</w:t>
+            </w:r>
+          </w:p>
+        </w:tc>
+      </w:tr>
+      <w:tr>
+        <w:tc>
+          <w:tcPr/>
+          <w:p>
+            <w:pPr>
+              <w:pStyle w:val="Compact"/>
+            </w:pPr>
+            <w:r>
+              <w:t xml:space="preserve">disaster_indicator</w:t>
+            </w:r>
+          </w:p>
+        </w:tc>
+        <w:tc>
+          <w:tcPr/>
+          <w:p>
+            <w:pPr>
+              <w:pStyle w:val="Compact"/>
+            </w:pPr>
+            <w:r>
+              <w:t xml:space="preserve">fx_return</w:t>
+            </w:r>
+          </w:p>
+        </w:tc>
+        <w:tc>
+          <w:tcPr/>
+          <w:p>
+            <w:pPr>
+              <w:pStyle w:val="Compact"/>
+            </w:pPr>
+            <w:r>
+              <w:t xml:space="preserve">3</w:t>
+            </w:r>
+          </w:p>
+        </w:tc>
+        <w:tc>
+          <w:tcPr/>
+          <w:p>
+            <w:pPr>
+              <w:pStyle w:val="Compact"/>
+            </w:pPr>
+            <w:r>
+              <w:t xml:space="preserve">0.293</w:t>
+            </w:r>
+          </w:p>
+        </w:tc>
+        <w:tc>
+          <w:tcPr/>
+          <w:p>
+            <w:pPr>
+              <w:pStyle w:val="Compact"/>
+            </w:pPr>
+            <w:r>
+              <w:t xml:space="preserve">0.83</w:t>
+            </w:r>
+          </w:p>
+        </w:tc>
+        <w:tc>
+          <w:tcPr/>
+          <w:p>
+            <w:pPr>
+              <w:pStyle w:val="Compact"/>
+            </w:pPr>
+            <w:r>
+              <w:t xml:space="preserve">No</w:t>
+            </w:r>
+          </w:p>
+        </w:tc>
+      </w:tr>
+      <w:tr>
+        <w:tc>
+          <w:tcPr/>
+          <w:p>
+            <w:pPr>
+              <w:pStyle w:val="Compact"/>
+            </w:pPr>
+            <w:r>
+              <w:t xml:space="preserve">disaster_indicator</w:t>
+            </w:r>
+          </w:p>
+        </w:tc>
+        <w:tc>
+          <w:tcPr/>
+          <w:p>
+            <w:pPr>
+              <w:pStyle w:val="Compact"/>
+            </w:pPr>
+            <w:r>
+              <w:t xml:space="preserve">fx_return</w:t>
+            </w:r>
+          </w:p>
+        </w:tc>
+        <w:tc>
+          <w:tcPr/>
+          <w:p>
+            <w:pPr>
+              <w:pStyle w:val="Compact"/>
+            </w:pPr>
+            <w:r>
+              <w:t xml:space="preserve">4</w:t>
+            </w:r>
+          </w:p>
+        </w:tc>
+        <w:tc>
+          <w:tcPr/>
+          <w:p>
+            <w:pPr>
+              <w:pStyle w:val="Compact"/>
+            </w:pPr>
+            <w:r>
+              <w:t xml:space="preserve">0.789</w:t>
+            </w:r>
+          </w:p>
+        </w:tc>
+        <w:tc>
+          <w:tcPr/>
+          <w:p>
+            <w:pPr>
+              <w:pStyle w:val="Compact"/>
+            </w:pPr>
+            <w:r>
+              <w:t xml:space="preserve">0.545</w:t>
+            </w:r>
+          </w:p>
+        </w:tc>
+        <w:tc>
+          <w:tcPr/>
+          <w:p>
+            <w:pPr>
+              <w:pStyle w:val="Compact"/>
+            </w:pPr>
+            <w:r>
+              <w:t xml:space="preserve">No</w:t>
+            </w:r>
+          </w:p>
+        </w:tc>
+      </w:tr>
+      <w:tr>
+        <w:tc>
+          <w:tcPr/>
+          <w:p>
+            <w:pPr>
+              <w:pStyle w:val="Compact"/>
+            </w:pPr>
+            <w:r>
+              <w:t xml:space="preserve">disaster_indicator</w:t>
+            </w:r>
+          </w:p>
+        </w:tc>
+        <w:tc>
+          <w:tcPr/>
+          <w:p>
+            <w:pPr>
+              <w:pStyle w:val="Compact"/>
+            </w:pPr>
+            <w:r>
+              <w:t xml:space="preserve">oil_return</w:t>
+            </w:r>
+          </w:p>
+        </w:tc>
+        <w:tc>
+          <w:tcPr/>
+          <w:p>
+            <w:pPr>
+              <w:pStyle w:val="Compact"/>
+            </w:pPr>
+            <w:r>
+              <w:t xml:space="preserve">1</w:t>
+            </w:r>
+          </w:p>
+        </w:tc>
+        <w:tc>
+          <w:tcPr/>
+          <w:p>
+            <w:pPr>
+              <w:pStyle w:val="Compact"/>
+            </w:pPr>
+            <w:r>
+              <w:t xml:space="preserve">0.784</w:t>
+            </w:r>
+          </w:p>
+        </w:tc>
+        <w:tc>
+          <w:tcPr/>
+          <w:p>
+            <w:pPr>
+              <w:pStyle w:val="Compact"/>
+            </w:pPr>
+            <w:r>
+              <w:t xml:space="preserve">0.383</w:t>
+            </w:r>
+          </w:p>
+        </w:tc>
+        <w:tc>
+          <w:tcPr/>
+          <w:p>
+            <w:pPr>
+              <w:pStyle w:val="Compact"/>
+            </w:pPr>
+            <w:r>
+              <w:t xml:space="preserve">No</w:t>
+            </w:r>
+          </w:p>
+        </w:tc>
+      </w:tr>
+      <w:tr>
+        <w:tc>
+          <w:tcPr/>
+          <w:p>
+            <w:pPr>
+              <w:pStyle w:val="Compact"/>
+            </w:pPr>
+            <w:r>
+              <w:t xml:space="preserve">disaster_indicator</w:t>
+            </w:r>
+          </w:p>
+        </w:tc>
+        <w:tc>
+          <w:tcPr/>
+          <w:p>
+            <w:pPr>
+              <w:pStyle w:val="Compact"/>
+            </w:pPr>
+            <w:r>
+              <w:t xml:space="preserve">oil_return</w:t>
+            </w:r>
+          </w:p>
+        </w:tc>
+        <w:tc>
+          <w:tcPr/>
+          <w:p>
+            <w:pPr>
+              <w:pStyle w:val="Compact"/>
+            </w:pPr>
+            <w:r>
+              <w:t xml:space="preserve">2</w:t>
+            </w:r>
+          </w:p>
+        </w:tc>
+        <w:tc>
+          <w:tcPr/>
+          <w:p>
+            <w:pPr>
+              <w:pStyle w:val="Compact"/>
+            </w:pPr>
+            <w:r>
+              <w:t xml:space="preserve">0.565</w:t>
+            </w:r>
+          </w:p>
+        </w:tc>
+        <w:tc>
+          <w:tcPr/>
+          <w:p>
+            <w:pPr>
+              <w:pStyle w:val="Compact"/>
+            </w:pPr>
+            <w:r>
+              <w:t xml:space="preserve">0.575</w:t>
+            </w:r>
+          </w:p>
+        </w:tc>
+        <w:tc>
+          <w:tcPr/>
+          <w:p>
+            <w:pPr>
+              <w:pStyle w:val="Compact"/>
+            </w:pPr>
+            <w:r>
+              <w:t xml:space="preserve">No</w:t>
+            </w:r>
+          </w:p>
+        </w:tc>
+      </w:tr>
+      <w:tr>
+        <w:tc>
+          <w:tcPr/>
+          <w:p>
+            <w:pPr>
+              <w:pStyle w:val="Compact"/>
+            </w:pPr>
+            <w:r>
+              <w:t xml:space="preserve">disaster_indicator</w:t>
+            </w:r>
+          </w:p>
+        </w:tc>
+        <w:tc>
+          <w:tcPr/>
+          <w:p>
+            <w:pPr>
+              <w:pStyle w:val="Compact"/>
+            </w:pPr>
+            <w:r>
+              <w:t xml:space="preserve">oil_return</w:t>
+            </w:r>
+          </w:p>
+        </w:tc>
+        <w:tc>
+          <w:tcPr/>
+          <w:p>
+            <w:pPr>
+              <w:pStyle w:val="Compact"/>
+            </w:pPr>
+            <w:r>
+              <w:t xml:space="preserve">3</w:t>
+            </w:r>
+          </w:p>
+        </w:tc>
+        <w:tc>
+          <w:tcPr/>
+          <w:p>
+            <w:pPr>
+              <w:pStyle w:val="Compact"/>
+            </w:pPr>
+            <w:r>
+              <w:t xml:space="preserve">0.514</w:t>
+            </w:r>
+          </w:p>
+        </w:tc>
+        <w:tc>
+          <w:tcPr/>
+          <w:p>
+            <w:pPr>
+              <w:pStyle w:val="Compact"/>
+            </w:pPr>
+            <w:r>
+              <w:t xml:space="preserve">0.677</w:t>
+            </w:r>
+          </w:p>
+        </w:tc>
+        <w:tc>
+          <w:tcPr/>
+          <w:p>
+            <w:pPr>
+              <w:pStyle w:val="Compact"/>
+            </w:pPr>
+            <w:r>
+              <w:t xml:space="preserve">No</w:t>
+            </w:r>
+          </w:p>
+        </w:tc>
+      </w:tr>
+      <w:tr>
+        <w:tc>
+          <w:tcPr/>
+          <w:p>
+            <w:pPr>
+              <w:pStyle w:val="Compact"/>
+            </w:pPr>
+            <w:r>
+              <w:t xml:space="preserve">disaster_indicator</w:t>
+            </w:r>
+          </w:p>
+        </w:tc>
+        <w:tc>
+          <w:tcPr/>
+          <w:p>
+            <w:pPr>
+              <w:pStyle w:val="Compact"/>
+            </w:pPr>
+            <w:r>
+              <w:t xml:space="preserve">oil_return</w:t>
+            </w:r>
+          </w:p>
+        </w:tc>
+        <w:tc>
+          <w:tcPr/>
+          <w:p>
+            <w:pPr>
+              <w:pStyle w:val="Compact"/>
+            </w:pPr>
+            <w:r>
+              <w:t xml:space="preserve">4</w:t>
+            </w:r>
+          </w:p>
+        </w:tc>
+        <w:tc>
+          <w:tcPr/>
+          <w:p>
+            <w:pPr>
+              <w:pStyle w:val="Compact"/>
+            </w:pPr>
+            <w:r>
+              <w:t xml:space="preserve">0.66</w:t>
+            </w:r>
+          </w:p>
+        </w:tc>
+        <w:tc>
+          <w:tcPr/>
+          <w:p>
+            <w:pPr>
+              <w:pStyle w:val="Compact"/>
+            </w:pPr>
+            <w:r>
+              <w:t xml:space="preserve">0.627</w:t>
+            </w:r>
+          </w:p>
+        </w:tc>
+        <w:tc>
+          <w:tcPr/>
+          <w:p>
+            <w:pPr>
+              <w:pStyle w:val="Compact"/>
+            </w:pPr>
+            <w:r>
+              <w:t xml:space="preserve">No</w:t>
+            </w:r>
+          </w:p>
+        </w:tc>
+      </w:tr>
+    </w:tbl>
+    <w:p>
+      <w:pPr>
+        <w:pStyle w:val="BodyText"/>
+      </w:pPr>
+      <w:r>
+        <w:rPr>
+          <w:b/>
+          <w:bCs/>
+        </w:rPr>
+        <w:t xml:space="preserve">3.2 The Disaster Overlay Models</w:t>
+      </w:r>
+    </w:p>
+    <w:p>
+      <w:pPr>
+        <w:pStyle w:val="BodyText"/>
+      </w:pPr>
+      <w:r>
+        <w:t xml:space="preserve">Model extensions (Table 4 and 5) show that while the disaster indicator remains a restrained predictor in continuous space, it captures discrete mean-shift episodes (Welch p=0.043) that mark periods of intensified market stress.</w:t>
+      </w:r>
+    </w:p>
+    <w:p>
+      <w:pPr>
+        <w:pStyle w:val="BodyText"/>
+      </w:pPr>
+      <w:r>
+        <w:rPr>
+          <w:b/>
+          <w:bCs/>
+        </w:rPr>
+        <w:t xml:space="preserve">Table 4. Return Model Extension (Synthesized Disaster Overlay).</w:t>
+      </w:r>
+    </w:p>
+    <w:tbl>
+      <w:tblPr>
+        <w:tblStyle w:val="Table"/>
+        <w:tblW w:type="auto" w:w="0"/>
+        <w:tblLook w:firstRow="1" w:lastRow="0" w:firstColumn="0" w:lastColumn="0" w:noHBand="0" w:noVBand="0" w:val="0020"/>
+      </w:tblPr>
+      <w:tblGrid>
+        <w:gridCol w:w="1980"/>
+        <w:gridCol w:w="1980"/>
+        <w:gridCol w:w="1980"/>
+        <w:gridCol w:w="1980"/>
+      </w:tblGrid>
+      <w:tr>
+        <w:trPr>
+          <w:tblHeader w:val="on"/>
+        </w:trPr>
+        <w:tc>
+          <w:tcPr/>
+          <w:p>
+            <w:pPr>
+              <w:pStyle w:val="Compact"/>
+            </w:pPr>
+            <w:r>
+              <w:t xml:space="preserve">term</w:t>
+            </w:r>
+          </w:p>
+        </w:tc>
+        <w:tc>
+          <w:tcPr/>
+          <w:p>
+            <w:pPr>
+              <w:pStyle w:val="Compact"/>
+            </w:pPr>
+            <w:r>
+              <w:t xml:space="preserve">coefficient</w:t>
+            </w:r>
+          </w:p>
+        </w:tc>
+        <w:tc>
+          <w:tcPr/>
+          <w:p>
+            <w:pPr>
+              <w:pStyle w:val="Compact"/>
+            </w:pPr>
+            <w:r>
+              <w:t xml:space="preserve">std_error</w:t>
+            </w:r>
+          </w:p>
+        </w:tc>
+        <w:tc>
+          <w:tcPr/>
+          <w:p>
+            <w:pPr>
+              <w:pStyle w:val="Compact"/>
+            </w:pPr>
+            <w:r>
+              <w:t xml:space="preserve">p_value</w:t>
+            </w:r>
+          </w:p>
+        </w:tc>
+      </w:tr>
+      <w:tr>
+        <w:tc>
+          <w:tcPr/>
+          <w:p>
+            <w:pPr>
+              <w:pStyle w:val="Compact"/>
+            </w:pPr>
+            <w:r>
+              <w:t xml:space="preserve">const</w:t>
+            </w:r>
+          </w:p>
+        </w:tc>
+        <w:tc>
+          <w:tcPr/>
+          <w:p>
+            <w:pPr>
+              <w:pStyle w:val="Compact"/>
+            </w:pPr>
+            <w:r>
+              <w:t xml:space="preserve">0.011</w:t>
+            </w:r>
+          </w:p>
+        </w:tc>
+        <w:tc>
+          <w:tcPr/>
+          <w:p>
+            <w:pPr>
+              <w:pStyle w:val="Compact"/>
+            </w:pPr>
+            <w:r>
+              <w:t xml:space="preserve">0.007</w:t>
+            </w:r>
+          </w:p>
+        </w:tc>
+        <w:tc>
+          <w:tcPr/>
+          <w:p>
+            <w:pPr>
+              <w:pStyle w:val="Compact"/>
+            </w:pPr>
+            <w:r>
+              <w:t xml:space="preserve">0.116</w:t>
+            </w:r>
+          </w:p>
+        </w:tc>
+      </w:tr>
+      <w:tr>
+        <w:tc>
+          <w:tcPr/>
+          <w:p>
+            <w:pPr>
+              <w:pStyle w:val="Compact"/>
+            </w:pPr>
+            <w:r>
+              <w:t xml:space="preserve">world_return</w:t>
+            </w:r>
+          </w:p>
+        </w:tc>
+        <w:tc>
+          <w:tcPr/>
+          <w:p>
+            <w:pPr>
+              <w:pStyle w:val="Compact"/>
+            </w:pPr>
+            <w:r>
+              <w:t xml:space="preserve">0.842</w:t>
+            </w:r>
+          </w:p>
+        </w:tc>
+        <w:tc>
+          <w:tcPr/>
+          <w:p>
+            <w:pPr>
+              <w:pStyle w:val="Compact"/>
+            </w:pPr>
+            <w:r>
+              <w:t xml:space="preserve">0.222</w:t>
+            </w:r>
+          </w:p>
+        </w:tc>
+        <w:tc>
+          <w:tcPr/>
+          <w:p>
+            <w:pPr>
+              <w:pStyle w:val="Compact"/>
+            </w:pPr>
+            <w:r>
+              <w:t xml:space="preserve">0</w:t>
+            </w:r>
+          </w:p>
+        </w:tc>
+      </w:tr>
+      <w:tr>
+        <w:tc>
+          <w:tcPr/>
+          <w:p>
+            <w:pPr>
+              <w:pStyle w:val="Compact"/>
+            </w:pPr>
+            <w:r>
+              <w:t xml:space="preserve">fx_return</w:t>
+            </w:r>
+          </w:p>
+        </w:tc>
+        <w:tc>
+          <w:tcPr/>
+          <w:p>
+            <w:pPr>
+              <w:pStyle w:val="Compact"/>
+            </w:pPr>
+            <w:r>
+              <w:t xml:space="preserve">0.408</w:t>
+            </w:r>
+          </w:p>
+        </w:tc>
+        <w:tc>
+          <w:tcPr/>
+          <w:p>
+            <w:pPr>
+              <w:pStyle w:val="Compact"/>
+            </w:pPr>
+            <w:r>
+              <w:t xml:space="preserve">0.223</w:t>
+            </w:r>
+          </w:p>
+        </w:tc>
+        <w:tc>
+          <w:tcPr/>
+          <w:p>
+            <w:pPr>
+              <w:pStyle w:val="Compact"/>
+            </w:pPr>
+            <w:r>
+              <w:t xml:space="preserve">0.068</w:t>
+            </w:r>
+          </w:p>
+        </w:tc>
+      </w:tr>
+      <w:tr>
+        <w:tc>
+          <w:tcPr/>
+          <w:p>
+            <w:pPr>
+              <w:pStyle w:val="Compact"/>
+            </w:pPr>
+            <w:r>
+              <w:t xml:space="preserve">oil_return</w:t>
+            </w:r>
+          </w:p>
+        </w:tc>
+        <w:tc>
+          <w:tcPr/>
+          <w:p>
+            <w:pPr>
+              <w:pStyle w:val="Compact"/>
+            </w:pPr>
+            <w:r>
+              <w:t xml:space="preserve">-0.049</w:t>
+            </w:r>
+          </w:p>
+        </w:tc>
+        <w:tc>
+          <w:tcPr/>
+          <w:p>
+            <w:pPr>
+              <w:pStyle w:val="Compact"/>
+            </w:pPr>
+            <w:r>
+              <w:t xml:space="preserve">0.058</w:t>
+            </w:r>
+          </w:p>
+        </w:tc>
+        <w:tc>
+          <w:tcPr/>
+          <w:p>
+            <w:pPr>
+              <w:pStyle w:val="Compact"/>
+            </w:pPr>
+            <w:r>
+              <w:t xml:space="preserve">0.391</w:t>
+            </w:r>
+          </w:p>
+        </w:tc>
+      </w:tr>
+      <w:tr>
+        <w:tc>
+          <w:tcPr/>
+          <w:p>
+            <w:pPr>
+              <w:pStyle w:val="Compact"/>
+            </w:pPr>
+            <w:r>
+              <w:t xml:space="preserve">disaster_indicator</w:t>
+            </w:r>
+          </w:p>
+        </w:tc>
+        <w:tc>
+          <w:tcPr/>
+          <w:p>
+            <w:pPr>
+              <w:pStyle w:val="Compact"/>
+            </w:pPr>
+            <w:r>
+              <w:t xml:space="preserve">-0.001</w:t>
+            </w:r>
+          </w:p>
+        </w:tc>
+        <w:tc>
+          <w:tcPr/>
+          <w:p>
+            <w:pPr>
+              <w:pStyle w:val="Compact"/>
+            </w:pPr>
+            <w:r>
+              <w:t xml:space="preserve">0.002</w:t>
+            </w:r>
+          </w:p>
+        </w:tc>
+        <w:tc>
+          <w:tcPr/>
+          <w:p>
+            <w:pPr>
+              <w:pStyle w:val="Compact"/>
+            </w:pPr>
+            <w:r>
+              <w:t xml:space="preserve">0.562</w:t>
+            </w:r>
+          </w:p>
+        </w:tc>
+      </w:tr>
+    </w:tbl>
+    <w:p>
+      <w:pPr>
+        <w:pStyle w:val="BodyText"/>
+      </w:pPr>
+      <w:r>
+        <w:rPr>
+          <w:b/>
+          <w:bCs/>
+        </w:rPr>
+        <w:t xml:space="preserve">Table 5. Volatility Model Extension (Synthesized Disaster Overlay).</w:t>
+      </w:r>
+    </w:p>
+    <w:tbl>
+      <w:tblPr>
+        <w:tblStyle w:val="Table"/>
+        <w:tblW w:type="auto" w:w="0"/>
+        <w:tblLook w:firstRow="1" w:lastRow="0" w:firstColumn="0" w:lastColumn="0" w:noHBand="0" w:noVBand="0" w:val="0020"/>
+      </w:tblPr>
+      <w:tblGrid>
+        <w:gridCol w:w="2640"/>
+        <w:gridCol w:w="2640"/>
+        <w:gridCol w:w="2640"/>
+      </w:tblGrid>
+      <w:tr>
+        <w:trPr>
+          <w:tblHeader w:val="on"/>
+        </w:trPr>
+        <w:tc>
+          <w:tcPr/>
+          <w:p>
+            <w:pPr>
+              <w:pStyle w:val="Compact"/>
+            </w:pPr>
+            <w:r>
+              <w:t xml:space="preserve">term</w:t>
+            </w:r>
+          </w:p>
+        </w:tc>
+        <w:tc>
+          <w:tcPr/>
+          <w:p>
+            <w:pPr>
+              <w:pStyle w:val="Compact"/>
+            </w:pPr>
+            <w:r>
+              <w:t xml:space="preserve">coefficient</w:t>
+            </w:r>
+          </w:p>
+        </w:tc>
+        <w:tc>
+          <w:tcPr/>
+          <w:p>
+            <w:pPr>
+              <w:pStyle w:val="Compact"/>
+            </w:pPr>
+            <w:r>
+              <w:t xml:space="preserve">p_value</w:t>
+            </w:r>
+          </w:p>
+        </w:tc>
+      </w:tr>
+      <w:tr>
+        <w:tc>
+          <w:tcPr/>
+          <w:p>
+            <w:pPr>
+              <w:pStyle w:val="Compact"/>
+            </w:pPr>
+            <w:r>
+              <w:t xml:space="preserve">const</w:t>
+            </w:r>
+          </w:p>
+        </w:tc>
+        <w:tc>
+          <w:tcPr/>
+          <w:p>
+            <w:pPr>
+              <w:pStyle w:val="Compact"/>
+            </w:pPr>
+            <w:r>
+              <w:t xml:space="preserve">0.033</w:t>
+            </w:r>
+          </w:p>
+        </w:tc>
+        <w:tc>
+          <w:tcPr/>
+          <w:p>
+            <w:pPr>
+              <w:pStyle w:val="Compact"/>
+            </w:pPr>
+            <w:r>
+              <w:t xml:space="preserve">0</w:t>
+            </w:r>
+          </w:p>
+        </w:tc>
+      </w:tr>
+      <w:tr>
+        <w:tc>
+          <w:tcPr/>
+          <w:p>
+            <w:pPr>
+              <w:pStyle w:val="Compact"/>
+            </w:pPr>
+            <w:r>
+              <w:t xml:space="preserve">world_volatility</w:t>
+            </w:r>
+          </w:p>
+        </w:tc>
+        <w:tc>
+          <w:tcPr/>
+          <w:p>
+            <w:pPr>
+              <w:pStyle w:val="Compact"/>
+            </w:pPr>
+            <w:r>
+              <w:t xml:space="preserve">2.842</w:t>
+            </w:r>
+          </w:p>
+        </w:tc>
+        <w:tc>
+          <w:tcPr/>
+          <w:p>
+            <w:pPr>
+              <w:pStyle w:val="Compact"/>
+            </w:pPr>
+            <w:r>
+              <w:t xml:space="preserve">0</w:t>
+            </w:r>
+          </w:p>
+        </w:tc>
+      </w:tr>
+      <w:tr>
+        <w:tc>
+          <w:tcPr/>
+          <w:p>
+            <w:pPr>
+              <w:pStyle w:val="Compact"/>
+            </w:pPr>
+            <w:r>
+              <w:t xml:space="preserve">disaster_indicator</w:t>
+            </w:r>
+          </w:p>
+        </w:tc>
+        <w:tc>
+          <w:tcPr/>
+          <w:p>
+            <w:pPr>
+              <w:pStyle w:val="Compact"/>
+            </w:pPr>
+            <w:r>
+              <w:t xml:space="preserve">-0.001</w:t>
+            </w:r>
+          </w:p>
+        </w:tc>
+        <w:tc>
+          <w:tcPr/>
+          <w:p>
+            <w:pPr>
+              <w:pStyle w:val="Compact"/>
+            </w:pPr>
+            <w:r>
+              <w:t xml:space="preserve">0.388</w:t>
+            </w:r>
+          </w:p>
+        </w:tc>
+      </w:tr>
+    </w:tbl>
+    <w:bookmarkStart w:id="33" w:name="X7b04d59eb226b2e4020879a5920056497a1e1eb"/>
+    <w:p>
+      <w:pPr>
+        <w:pStyle w:val="Heading2"/>
+      </w:pPr>
+      <w:r>
+        <w:t xml:space="preserve">Chapter 4: Synthesis and Territorial Governance Discussion</w:t>
+      </w:r>
+    </w:p>
+    <w:bookmarkStart w:id="31" w:name="X875362beaf897abb53a9ac4413a67921f9b549f"/>
+    <w:p>
+      <w:pPr>
+        <w:pStyle w:val="Heading3"/>
+      </w:pPr>
+      <w:r>
+        <w:t xml:space="preserve">4.1 Smallholder Vulnerability and</w:t>
+      </w:r>
+      <w:r>
+        <w:t xml:space="preserve"> </w:t>
+      </w:r>
+      <w:r>
+        <w:t xml:space="preserve">‘Farmer Exposure’</w:t>
+      </w:r>
+    </w:p>
+    <w:p>
+      <w:pPr>
+        <w:pStyle w:val="FirstParagraph"/>
+      </w:pPr>
+      <w:r>
+        <w:t xml:space="preserve">The synthesized findings introduce the</w:t>
+      </w:r>
+      <w:r>
+        <w:t xml:space="preserve"> </w:t>
+      </w:r>
+      <w:r>
+        <w:rPr>
+          <w:b/>
+          <w:bCs/>
+        </w:rPr>
+        <w:t xml:space="preserve">Farmer Exposure Index</w:t>
+      </w:r>
+      <w:r>
+        <w:t xml:space="preserve"> </w:t>
+      </w:r>
+      <w:r>
+        <w:t xml:space="preserve">(Mean: 0.61). This index represents the joint risk of high market volatility during periods of elevated disaster pressure. Figure 5 and 6 present the unified visual diagnostic of this systemic risk.</w:t>
       </w:r>
     </w:p>
     <w:p>
@@ -1733,20 +2532,20 @@
       <w:r>
         <w:drawing>
           <wp:inline>
-            <wp:extent cx="5334000" cy="2813122"/>
+            <wp:extent cx="5334000" cy="4396971"/>
             <wp:effectExtent b="0" l="0" r="0" t="0"/>
-            <wp:docPr descr="Figure 4. Change-point Alignment between Spikes and Market Instability." title="" id="22" name="Picture"/>
+            <wp:docPr descr="Figure 5. Integrated Correlation Matrix (Market + Risk)." title="" id="26" name="Picture"/>
             <a:graphic>
               <a:graphicData uri="http://schemas.openxmlformats.org/drawingml/2006/picture">
                 <pic:pic>
                   <pic:nvPicPr>
-                    <pic:cNvPr descr="figures/pca_indicator_change_points.png" id="23" name="Picture"/>
+                    <pic:cNvPr descr="figures/figure_v3_integrated_heatmap.png" id="27" name="Picture"/>
                     <pic:cNvPicPr>
                       <a:picLocks noChangeArrowheads="1" noChangeAspect="1"/>
                     </pic:cNvPicPr>
                   </pic:nvPicPr>
                   <pic:blipFill>
-                    <a:blip r:embed="rId21"/>
+                    <a:blip r:embed="rId25"/>
                     <a:stretch>
                       <a:fillRect/>
                     </a:stretch>
@@ -1754,7 +2553,7 @@
                   <pic:spPr bwMode="auto">
                     <a:xfrm>
                       <a:off x="0" y="0"/>
-                      <a:ext cx="5334000" cy="2813122"/>
+                      <a:ext cx="5334000" cy="4396971"/>
                     </a:xfrm>
                     <a:prstGeom prst="rect">
                       <a:avLst/>
@@ -1778,17 +2577,120 @@
         <w:pStyle w:val="ImageCaption"/>
       </w:pPr>
       <w:r>
-        <w:t xml:space="preserve">Figure 4. Change-point Alignment between Spikes and Market Instability.</w:t>
-      </w:r>
-    </w:p>
-    <w:bookmarkEnd w:id="24"/>
-    <w:bookmarkStart w:id="25" w:name="Xfa4d513469b7833ad3fc3f717d8b3ee2140333c"/>
+        <w:t xml:space="preserve">Figure 5. Integrated Correlation Matrix (Market + Risk).</w:t>
+      </w:r>
+    </w:p>
+    <w:p>
+      <w:pPr>
+        <w:pStyle w:val="CaptionedFigure"/>
+      </w:pPr>
+      <w:r>
+        <w:drawing>
+          <wp:inline>
+            <wp:extent cx="5334000" cy="6295815"/>
+            <wp:effectExtent b="0" l="0" r="0" t="0"/>
+            <wp:docPr descr="Figure 6. V3 Information Figures (Integrated Descriptive Views)." title="" id="29" name="Picture"/>
+            <a:graphic>
+              <a:graphicData uri="http://schemas.openxmlformats.org/drawingml/2006/picture">
+                <pic:pic>
+                  <pic:nvPicPr>
+                    <pic:cNvPr descr="figures/figure_v3_descriptive_stack.png" id="30" name="Picture"/>
+                    <pic:cNvPicPr>
+                      <a:picLocks noChangeArrowheads="1" noChangeAspect="1"/>
+                    </pic:cNvPicPr>
+                  </pic:nvPicPr>
+                  <pic:blipFill>
+                    <a:blip r:embed="rId28"/>
+                    <a:stretch>
+                      <a:fillRect/>
+                    </a:stretch>
+                  </pic:blipFill>
+                  <pic:spPr bwMode="auto">
+                    <a:xfrm>
+                      <a:off x="0" y="0"/>
+                      <a:ext cx="5334000" cy="6295815"/>
+                    </a:xfrm>
+                    <a:prstGeom prst="rect">
+                      <a:avLst/>
+                    </a:prstGeom>
+                    <a:noFill/>
+                    <a:ln w="9525">
+                      <a:noFill/>
+                      <a:headEnd/>
+                      <a:tailEnd/>
+                    </a:ln>
+                  </pic:spPr>
+                </pic:pic>
+              </a:graphicData>
+            </a:graphic>
+          </wp:inline>
+        </w:drawing>
+      </w:r>
+    </w:p>
+    <w:p>
+      <w:pPr>
+        <w:pStyle w:val="ImageCaption"/>
+      </w:pPr>
+      <w:r>
+        <w:t xml:space="preserve">Figure 6. V3 Information Figures (Integrated Descriptive Views).</w:t>
+      </w:r>
+    </w:p>
+    <w:bookmarkEnd w:id="31"/>
+    <w:bookmarkStart w:id="32" w:name="Xc39f164cdd4eefe456c3382542f76a1ad77f21b"/>
+    <w:p>
+      <w:pPr>
+        <w:pStyle w:val="Heading3"/>
+      </w:pPr>
+      <w:r>
+        <w:t xml:space="preserve">4.2 Enriched Interpretation: Resilience as Buffer Capacity</w:t>
+      </w:r>
+    </w:p>
+    <w:p>
+      <w:pPr>
+        <w:pStyle w:val="FirstParagraph"/>
+      </w:pPr>
+      <w:r>
+        <w:t xml:space="preserve">The identification of natural hazards as</w:t>
+      </w:r>
+      <w:r>
+        <w:t xml:space="preserve"> </w:t>
+      </w:r>
+      <w:r>
+        <w:rPr>
+          <w:b/>
+          <w:bCs/>
+        </w:rPr>
+        <w:t xml:space="preserve">contextual amplifiers</w:t>
+      </w:r>
+      <w:r>
+        <w:t xml:space="preserve"> </w:t>
+      </w:r>
+      <w:r>
+        <w:t xml:space="preserve">has significant implications for territorial governance. Resilience in the cocoa sector is not merely the absence of disaster, but the ability of the pricing mechanism to buffer shocks alongside physical territorial stability. The coincidence of disaster peaks with market-level shifts suggests that territorial risk can exacerbate the</w:t>
+      </w:r>
+      <w:r>
+        <w:t xml:space="preserve"> </w:t>
+      </w:r>
+      <w:r>
+        <w:t xml:space="preserve">‘price-taker’</w:t>
+      </w:r>
+      <w:r>
+        <w:t xml:space="preserve"> </w:t>
+      </w:r>
+      <w:r>
+        <w:t xml:space="preserve">burden of smallholders. If local disruption hampers harvest logistics or quality during a global price spike, the effective pass-through to the producer is compromised, deepening the vulnerability cycle.</w:t>
+      </w:r>
+    </w:p>
+    <w:bookmarkEnd w:id="32"/>
+    <w:bookmarkEnd w:id="33"/>
+    <w:bookmarkEnd w:id="34"/>
+    <w:bookmarkStart w:id="38" w:name="X83a1360abbfdfdbe2622f77fc72cec938cd41f0"/>
     <w:p>
       <w:pPr>
         <w:pStyle w:val="Heading1"/>
       </w:pPr>
       <w:r>
-        <w:t xml:space="preserve">Discussion: Resilience across the Cocoa System</w:t>
+        <w:t xml:space="preserve">Appendix: Municipality Detail and Technical Diagnostics</w:t>
       </w:r>
     </w:p>
     <w:p>
@@ -1796,11 +2698,809 @@
         <w:pStyle w:val="FirstParagraph"/>
       </w:pPr>
       <w:r>
-        <w:t xml:space="preserve">Integrated global market transmission remains the primary driver of cocoa price formation and smallholder risk. However, localized disaster pressure helps mark episodes of amplified exposure and resilience stress. This extension demonstrates how natural-disaster information can be incorporated into an existing market-transmission framework as a contextual resilience overlay without forcing causal claims the sample cannot sustain. We establish that resilience in commodity systems is conditioned by the local exposure environment, where disaster episodes coincide with market level adjustments. By utilizing a reproducible composite indicator to integrate sparse hazard records, this methodology provides a route for managing disaster-related risks when single-hazard data is sparse, bridging the gap between localized physical disruptions and supply-chain governance.</w:t>
-      </w:r>
-    </w:p>
-    <w:bookmarkEnd w:id="25"/>
-    <w:bookmarkStart w:id="26" w:name="limitations"/>
+        <w:t xml:space="preserve">The following figures provide lower-level diagnostics for the territorial hazard record.</w:t>
+      </w:r>
+    </w:p>
+    <w:p>
+      <w:pPr>
+        <w:pStyle w:val="CaptionedFigure"/>
+      </w:pPr>
+      <w:r>
+        <w:drawing>
+          <wp:inline>
+            <wp:extent cx="5334000" cy="3126107"/>
+            <wp:effectExtent b="0" l="0" r="0" t="0"/>
+            <wp:docPr descr="Figure A1. Top municipalities by recorded events." title="" id="36" name="Picture"/>
+            <a:graphic>
+              <a:graphicData uri="http://schemas.openxmlformats.org/drawingml/2006/picture">
+                <pic:pic>
+                  <pic:nvPicPr>
+                    <pic:cNvPr descr="figures/figure_top_municipalities.png" id="37" name="Picture"/>
+                    <pic:cNvPicPr>
+                      <a:picLocks noChangeArrowheads="1" noChangeAspect="1"/>
+                    </pic:cNvPicPr>
+                  </pic:nvPicPr>
+                  <pic:blipFill>
+                    <a:blip r:embed="rId35"/>
+                    <a:stretch>
+                      <a:fillRect/>
+                    </a:stretch>
+                  </pic:blipFill>
+                  <pic:spPr bwMode="auto">
+                    <a:xfrm>
+                      <a:off x="0" y="0"/>
+                      <a:ext cx="5334000" cy="3126107"/>
+                    </a:xfrm>
+                    <a:prstGeom prst="rect">
+                      <a:avLst/>
+                    </a:prstGeom>
+                    <a:noFill/>
+                    <a:ln w="9525">
+                      <a:noFill/>
+                      <a:headEnd/>
+                      <a:tailEnd/>
+                    </a:ln>
+                  </pic:spPr>
+                </pic:pic>
+              </a:graphicData>
+            </a:graphic>
+          </wp:inline>
+        </w:drawing>
+      </w:r>
+    </w:p>
+    <w:p>
+      <w:pPr>
+        <w:pStyle w:val="ImageCaption"/>
+      </w:pPr>
+      <w:r>
+        <w:t xml:space="preserve">Figure A1. Top municipalities by recorded events.</w:t>
+      </w:r>
+    </w:p>
+    <w:p>
+      <w:pPr>
+        <w:pStyle w:val="BodyText"/>
+      </w:pPr>
+      <w:r>
+        <w:rPr>
+          <w:b/>
+          <w:bCs/>
+        </w:rPr>
+        <w:t xml:space="preserve">Table A1. Hazard Feasibility and Integration Checks.</w:t>
+      </w:r>
+    </w:p>
+    <w:tbl>
+      <w:tblPr>
+        <w:tblStyle w:val="Table"/>
+        <w:tblW w:type="pct" w:w="5000"/>
+        <w:tblLayout w:type="fixed"/>
+        <w:tblLook w:firstRow="1" w:lastRow="0" w:firstColumn="0" w:lastColumn="0" w:noHBand="0" w:noVBand="0" w:val="0020"/>
+      </w:tblPr>
+      <w:tblGrid>
+        <w:gridCol w:w="1131"/>
+        <w:gridCol w:w="1131"/>
+        <w:gridCol w:w="1131"/>
+        <w:gridCol w:w="1131"/>
+        <w:gridCol w:w="1131"/>
+        <w:gridCol w:w="1131"/>
+        <w:gridCol w:w="1131"/>
+      </w:tblGrid>
+      <w:tr>
+        <w:trPr>
+          <w:tblHeader w:val="on"/>
+        </w:trPr>
+        <w:tc>
+          <w:tcPr/>
+          <w:p>
+            <w:pPr>
+              <w:pStyle w:val="Compact"/>
+            </w:pPr>
+            <w:r>
+              <w:t xml:space="preserve">criterion</w:t>
+            </w:r>
+          </w:p>
+        </w:tc>
+        <w:tc>
+          <w:tcPr/>
+          <w:p>
+            <w:pPr>
+              <w:pStyle w:val="Compact"/>
+            </w:pPr>
+            <w:r>
+              <w:t xml:space="preserve">observed_value</w:t>
+            </w:r>
+          </w:p>
+        </w:tc>
+        <w:tc>
+          <w:tcPr/>
+          <w:p>
+            <w:pPr>
+              <w:pStyle w:val="Compact"/>
+            </w:pPr>
+            <w:r>
+              <w:t xml:space="preserve">threshold</w:t>
+            </w:r>
+          </w:p>
+        </w:tc>
+        <w:tc>
+          <w:tcPr/>
+          <w:p>
+            <w:pPr>
+              <w:pStyle w:val="Compact"/>
+            </w:pPr>
+            <w:r>
+              <w:t xml:space="preserve">rule</w:t>
+            </w:r>
+          </w:p>
+        </w:tc>
+        <w:tc>
+          <w:tcPr/>
+          <w:p>
+            <w:pPr>
+              <w:pStyle w:val="Compact"/>
+            </w:pPr>
+            <w:r>
+              <w:t xml:space="preserve">passes</w:t>
+            </w:r>
+          </w:p>
+        </w:tc>
+        <w:tc>
+          <w:tcPr/>
+          <w:p>
+            <w:pPr>
+              <w:pStyle w:val="Compact"/>
+            </w:pPr>
+            <w:r>
+              <w:t xml:space="preserve">Metric</w:t>
+            </w:r>
+          </w:p>
+        </w:tc>
+        <w:tc>
+          <w:tcPr/>
+          <w:p>
+            <w:pPr>
+              <w:pStyle w:val="Compact"/>
+            </w:pPr>
+            <w:r>
+              <w:t xml:space="preserve">p-value</w:t>
+            </w:r>
+          </w:p>
+        </w:tc>
+      </w:tr>
+      <w:tr>
+        <w:tc>
+          <w:tcPr/>
+          <w:p>
+            <w:pPr>
+              <w:pStyle w:val="Compact"/>
+            </w:pPr>
+            <w:r>
+              <w:t xml:space="preserve">Total aligned months</w:t>
+            </w:r>
+          </w:p>
+        </w:tc>
+        <w:tc>
+          <w:tcPr/>
+          <w:p>
+            <w:pPr>
+              <w:pStyle w:val="Compact"/>
+            </w:pPr>
+            <w:r>
+              <w:t xml:space="preserve">35</w:t>
+            </w:r>
+          </w:p>
+        </w:tc>
+        <w:tc>
+          <w:tcPr/>
+          <w:p>
+            <w:pPr>
+              <w:pStyle w:val="Compact"/>
+            </w:pPr>
+            <w:r>
+              <w:t xml:space="preserve">24</w:t>
+            </w:r>
+          </w:p>
+        </w:tc>
+        <w:tc>
+          <w:tcPr/>
+          <w:p>
+            <w:pPr>
+              <w:pStyle w:val="Compact"/>
+            </w:pPr>
+            <w:r>
+              <w:t xml:space="preserve">&gt;=</w:t>
+            </w:r>
+          </w:p>
+        </w:tc>
+        <w:tc>
+          <w:tcPr/>
+          <w:p>
+            <w:pPr>
+              <w:pStyle w:val="Compact"/>
+            </w:pPr>
+            <w:r>
+              <w:t xml:space="preserve">Yes</w:t>
+            </w:r>
+          </w:p>
+        </w:tc>
+        <w:tc>
+          <w:tcPr/>
+          <w:p>
+            <w:pPr>
+              <w:pStyle w:val="Compact"/>
+            </w:pPr>
+            <w:r>
+              <w:t xml:space="preserve">NA</w:t>
+            </w:r>
+          </w:p>
+        </w:tc>
+        <w:tc>
+          <w:tcPr/>
+          <w:p>
+            <w:pPr>
+              <w:pStyle w:val="Compact"/>
+            </w:pPr>
+            <w:r>
+              <w:t xml:space="preserve">NA</w:t>
+            </w:r>
+          </w:p>
+        </w:tc>
+      </w:tr>
+      <w:tr>
+        <w:tc>
+          <w:tcPr/>
+          <w:p>
+            <w:pPr>
+              <w:pStyle w:val="Compact"/>
+            </w:pPr>
+            <w:r>
+              <w:t xml:space="preserve">Non-zero aligned months</w:t>
+            </w:r>
+          </w:p>
+        </w:tc>
+        <w:tc>
+          <w:tcPr/>
+          <w:p>
+            <w:pPr>
+              <w:pStyle w:val="Compact"/>
+            </w:pPr>
+            <w:r>
+              <w:t xml:space="preserve">4</w:t>
+            </w:r>
+          </w:p>
+        </w:tc>
+        <w:tc>
+          <w:tcPr/>
+          <w:p>
+            <w:pPr>
+              <w:pStyle w:val="Compact"/>
+            </w:pPr>
+            <w:r>
+              <w:t xml:space="preserve">12</w:t>
+            </w:r>
+          </w:p>
+        </w:tc>
+        <w:tc>
+          <w:tcPr/>
+          <w:p>
+            <w:pPr>
+              <w:pStyle w:val="Compact"/>
+            </w:pPr>
+            <w:r>
+              <w:t xml:space="preserve">&gt;=</w:t>
+            </w:r>
+          </w:p>
+        </w:tc>
+        <w:tc>
+          <w:tcPr/>
+          <w:p>
+            <w:pPr>
+              <w:pStyle w:val="Compact"/>
+            </w:pPr>
+            <w:r>
+              <w:t xml:space="preserve">No</w:t>
+            </w:r>
+          </w:p>
+        </w:tc>
+        <w:tc>
+          <w:tcPr/>
+          <w:p>
+            <w:pPr>
+              <w:pStyle w:val="Compact"/>
+            </w:pPr>
+            <w:r>
+              <w:t xml:space="preserve">NA</w:t>
+            </w:r>
+          </w:p>
+        </w:tc>
+        <w:tc>
+          <w:tcPr/>
+          <w:p>
+            <w:pPr>
+              <w:pStyle w:val="Compact"/>
+            </w:pPr>
+            <w:r>
+              <w:t xml:space="preserve">NA</w:t>
+            </w:r>
+          </w:p>
+        </w:tc>
+      </w:tr>
+      <w:tr>
+        <w:tc>
+          <w:tcPr/>
+          <w:p>
+            <w:pPr>
+              <w:pStyle w:val="Compact"/>
+            </w:pPr>
+            <w:r>
+              <w:t xml:space="preserve">Total aligned earthquake events</w:t>
+            </w:r>
+          </w:p>
+        </w:tc>
+        <w:tc>
+          <w:tcPr/>
+          <w:p>
+            <w:pPr>
+              <w:pStyle w:val="Compact"/>
+            </w:pPr>
+            <w:r>
+              <w:t xml:space="preserve">4</w:t>
+            </w:r>
+          </w:p>
+        </w:tc>
+        <w:tc>
+          <w:tcPr/>
+          <w:p>
+            <w:pPr>
+              <w:pStyle w:val="Compact"/>
+            </w:pPr>
+            <w:r>
+              <w:t xml:space="preserve">18</w:t>
+            </w:r>
+          </w:p>
+        </w:tc>
+        <w:tc>
+          <w:tcPr/>
+          <w:p>
+            <w:pPr>
+              <w:pStyle w:val="Compact"/>
+            </w:pPr>
+            <w:r>
+              <w:t xml:space="preserve">&gt;=</w:t>
+            </w:r>
+          </w:p>
+        </w:tc>
+        <w:tc>
+          <w:tcPr/>
+          <w:p>
+            <w:pPr>
+              <w:pStyle w:val="Compact"/>
+            </w:pPr>
+            <w:r>
+              <w:t xml:space="preserve">No</w:t>
+            </w:r>
+          </w:p>
+        </w:tc>
+        <w:tc>
+          <w:tcPr/>
+          <w:p>
+            <w:pPr>
+              <w:pStyle w:val="Compact"/>
+            </w:pPr>
+            <w:r>
+              <w:t xml:space="preserve">NA</w:t>
+            </w:r>
+          </w:p>
+        </w:tc>
+        <w:tc>
+          <w:tcPr/>
+          <w:p>
+            <w:pPr>
+              <w:pStyle w:val="Compact"/>
+            </w:pPr>
+            <w:r>
+              <w:t xml:space="preserve">NA</w:t>
+            </w:r>
+          </w:p>
+        </w:tc>
+      </w:tr>
+      <w:tr>
+        <w:tc>
+          <w:tcPr/>
+          <w:p>
+            <w:pPr>
+              <w:pStyle w:val="Compact"/>
+            </w:pPr>
+            <w:r>
+              <w:t xml:space="preserve">NA</w:t>
+            </w:r>
+          </w:p>
+        </w:tc>
+        <w:tc>
+          <w:tcPr/>
+          <w:p>
+            <w:pPr>
+              <w:pStyle w:val="Compact"/>
+            </w:pPr>
+            <w:r>
+              <w:t xml:space="preserve">NA</w:t>
+            </w:r>
+          </w:p>
+        </w:tc>
+        <w:tc>
+          <w:tcPr/>
+          <w:p>
+            <w:pPr>
+              <w:pStyle w:val="Compact"/>
+            </w:pPr>
+            <w:r>
+              <w:t xml:space="preserve">NA</w:t>
+            </w:r>
+          </w:p>
+        </w:tc>
+        <w:tc>
+          <w:tcPr/>
+          <w:p>
+            <w:pPr>
+              <w:pStyle w:val="Compact"/>
+            </w:pPr>
+            <w:r>
+              <w:t xml:space="preserve">NA</w:t>
+            </w:r>
+          </w:p>
+        </w:tc>
+        <w:tc>
+          <w:tcPr/>
+          <w:p>
+            <w:pPr>
+              <w:pStyle w:val="Compact"/>
+            </w:pPr>
+            <w:r>
+              <w:t xml:space="preserve">NA</w:t>
+            </w:r>
+          </w:p>
+        </w:tc>
+        <w:tc>
+          <w:tcPr/>
+          <w:p>
+            <w:pPr>
+              <w:pStyle w:val="Compact"/>
+            </w:pPr>
+            <w:r>
+              <w:t xml:space="preserve">ADF level check (Stationarity)</w:t>
+            </w:r>
+          </w:p>
+        </w:tc>
+        <w:tc>
+          <w:tcPr/>
+          <w:p>
+            <w:pPr>
+              <w:pStyle w:val="Compact"/>
+            </w:pPr>
+            <w:r>
+              <w:t xml:space="preserve">0.273</w:t>
+            </w:r>
+          </w:p>
+        </w:tc>
+      </w:tr>
+      <w:tr>
+        <w:tc>
+          <w:tcPr/>
+          <w:p>
+            <w:pPr>
+              <w:pStyle w:val="Compact"/>
+            </w:pPr>
+            <w:r>
+              <w:t xml:space="preserve">NA</w:t>
+            </w:r>
+          </w:p>
+        </w:tc>
+        <w:tc>
+          <w:tcPr/>
+          <w:p>
+            <w:pPr>
+              <w:pStyle w:val="Compact"/>
+            </w:pPr>
+            <w:r>
+              <w:t xml:space="preserve">NA</w:t>
+            </w:r>
+          </w:p>
+        </w:tc>
+        <w:tc>
+          <w:tcPr/>
+          <w:p>
+            <w:pPr>
+              <w:pStyle w:val="Compact"/>
+            </w:pPr>
+            <w:r>
+              <w:t xml:space="preserve">NA</w:t>
+            </w:r>
+          </w:p>
+        </w:tc>
+        <w:tc>
+          <w:tcPr/>
+          <w:p>
+            <w:pPr>
+              <w:pStyle w:val="Compact"/>
+            </w:pPr>
+            <w:r>
+              <w:t xml:space="preserve">NA</w:t>
+            </w:r>
+          </w:p>
+        </w:tc>
+        <w:tc>
+          <w:tcPr/>
+          <w:p>
+            <w:pPr>
+              <w:pStyle w:val="Compact"/>
+            </w:pPr>
+            <w:r>
+              <w:t xml:space="preserve">NA</w:t>
+            </w:r>
+          </w:p>
+        </w:tc>
+        <w:tc>
+          <w:tcPr/>
+          <w:p>
+            <w:pPr>
+              <w:pStyle w:val="Compact"/>
+            </w:pPr>
+            <w:r>
+              <w:t xml:space="preserve">ADF return check</w:t>
+            </w:r>
+          </w:p>
+        </w:tc>
+        <w:tc>
+          <w:tcPr/>
+          <w:p>
+            <w:pPr>
+              <w:pStyle w:val="Compact"/>
+            </w:pPr>
+            <w:r>
+              <w:t xml:space="preserve">0.472</w:t>
+            </w:r>
+          </w:p>
+        </w:tc>
+      </w:tr>
+      <w:tr>
+        <w:tc>
+          <w:tcPr/>
+          <w:p>
+            <w:pPr>
+              <w:pStyle w:val="Compact"/>
+            </w:pPr>
+            <w:r>
+              <w:t xml:space="preserve">NA</w:t>
+            </w:r>
+          </w:p>
+        </w:tc>
+        <w:tc>
+          <w:tcPr/>
+          <w:p>
+            <w:pPr>
+              <w:pStyle w:val="Compact"/>
+            </w:pPr>
+            <w:r>
+              <w:t xml:space="preserve">NA</w:t>
+            </w:r>
+          </w:p>
+        </w:tc>
+        <w:tc>
+          <w:tcPr/>
+          <w:p>
+            <w:pPr>
+              <w:pStyle w:val="Compact"/>
+            </w:pPr>
+            <w:r>
+              <w:t xml:space="preserve">NA</w:t>
+            </w:r>
+          </w:p>
+        </w:tc>
+        <w:tc>
+          <w:tcPr/>
+          <w:p>
+            <w:pPr>
+              <w:pStyle w:val="Compact"/>
+            </w:pPr>
+            <w:r>
+              <w:t xml:space="preserve">NA</w:t>
+            </w:r>
+          </w:p>
+        </w:tc>
+        <w:tc>
+          <w:tcPr/>
+          <w:p>
+            <w:pPr>
+              <w:pStyle w:val="Compact"/>
+            </w:pPr>
+            <w:r>
+              <w:t xml:space="preserve">NA</w:t>
+            </w:r>
+          </w:p>
+        </w:tc>
+        <w:tc>
+          <w:tcPr/>
+          <w:p>
+            <w:pPr>
+              <w:pStyle w:val="Compact"/>
+            </w:pPr>
+            <w:r>
+              <w:t xml:space="preserve">ARCH-LM test (Variance clustering)</w:t>
+            </w:r>
+          </w:p>
+        </w:tc>
+        <w:tc>
+          <w:tcPr/>
+          <w:p>
+            <w:pPr>
+              <w:pStyle w:val="Compact"/>
+            </w:pPr>
+            <w:r>
+              <w:t xml:space="preserve">0.937</w:t>
+            </w:r>
+          </w:p>
+        </w:tc>
+      </w:tr>
+      <w:tr>
+        <w:tc>
+          <w:tcPr/>
+          <w:p>
+            <w:pPr>
+              <w:pStyle w:val="Compact"/>
+            </w:pPr>
+            <w:r>
+              <w:t xml:space="preserve">NA</w:t>
+            </w:r>
+          </w:p>
+        </w:tc>
+        <w:tc>
+          <w:tcPr/>
+          <w:p>
+            <w:pPr>
+              <w:pStyle w:val="Compact"/>
+            </w:pPr>
+            <w:r>
+              <w:t xml:space="preserve">NA</w:t>
+            </w:r>
+          </w:p>
+        </w:tc>
+        <w:tc>
+          <w:tcPr/>
+          <w:p>
+            <w:pPr>
+              <w:pStyle w:val="Compact"/>
+            </w:pPr>
+            <w:r>
+              <w:t xml:space="preserve">NA</w:t>
+            </w:r>
+          </w:p>
+        </w:tc>
+        <w:tc>
+          <w:tcPr/>
+          <w:p>
+            <w:pPr>
+              <w:pStyle w:val="Compact"/>
+            </w:pPr>
+            <w:r>
+              <w:t xml:space="preserve">NA</w:t>
+            </w:r>
+          </w:p>
+        </w:tc>
+        <w:tc>
+          <w:tcPr/>
+          <w:p>
+            <w:pPr>
+              <w:pStyle w:val="Compact"/>
+            </w:pPr>
+            <w:r>
+              <w:t xml:space="preserve">NA</w:t>
+            </w:r>
+          </w:p>
+        </w:tc>
+        <w:tc>
+          <w:tcPr/>
+          <w:p>
+            <w:pPr>
+              <w:pStyle w:val="Compact"/>
+            </w:pPr>
+            <w:r>
+              <w:t xml:space="preserve">Correlation with Cocoa Returns</w:t>
+            </w:r>
+          </w:p>
+        </w:tc>
+        <w:tc>
+          <w:tcPr/>
+          <w:p>
+            <w:pPr>
+              <w:pStyle w:val="Compact"/>
+            </w:pPr>
+            <w:r>
+              <w:t xml:space="preserve">-0.277</w:t>
+            </w:r>
+          </w:p>
+        </w:tc>
+      </w:tr>
+      <w:tr>
+        <w:tc>
+          <w:tcPr/>
+          <w:p>
+            <w:pPr>
+              <w:pStyle w:val="Compact"/>
+            </w:pPr>
+            <w:r>
+              <w:t xml:space="preserve">NA</w:t>
+            </w:r>
+          </w:p>
+        </w:tc>
+        <w:tc>
+          <w:tcPr/>
+          <w:p>
+            <w:pPr>
+              <w:pStyle w:val="Compact"/>
+            </w:pPr>
+            <w:r>
+              <w:t xml:space="preserve">NA</w:t>
+            </w:r>
+          </w:p>
+        </w:tc>
+        <w:tc>
+          <w:tcPr/>
+          <w:p>
+            <w:pPr>
+              <w:pStyle w:val="Compact"/>
+            </w:pPr>
+            <w:r>
+              <w:t xml:space="preserve">NA</w:t>
+            </w:r>
+          </w:p>
+        </w:tc>
+        <w:tc>
+          <w:tcPr/>
+          <w:p>
+            <w:pPr>
+              <w:pStyle w:val="Compact"/>
+            </w:pPr>
+            <w:r>
+              <w:t xml:space="preserve">NA</w:t>
+            </w:r>
+          </w:p>
+        </w:tc>
+        <w:tc>
+          <w:tcPr/>
+          <w:p>
+            <w:pPr>
+              <w:pStyle w:val="Compact"/>
+            </w:pPr>
+            <w:r>
+              <w:t xml:space="preserve">NA</w:t>
+            </w:r>
+          </w:p>
+        </w:tc>
+        <w:tc>
+          <w:tcPr/>
+          <w:p>
+            <w:pPr>
+              <w:pStyle w:val="Compact"/>
+            </w:pPr>
+            <w:r>
+              <w:t xml:space="preserve">Correlation with Rolling Volatility</w:t>
+            </w:r>
+          </w:p>
+        </w:tc>
+        <w:tc>
+          <w:tcPr/>
+          <w:p>
+            <w:pPr>
+              <w:pStyle w:val="Compact"/>
+            </w:pPr>
+            <w:r>
+              <w:t xml:space="preserve">0.015</w:t>
+            </w:r>
+          </w:p>
+        </w:tc>
+      </w:tr>
+    </w:tbl>
+    <w:bookmarkEnd w:id="38"/>
+    <w:bookmarkStart w:id="39" w:name="limitations"/>
     <w:p>
       <w:pPr>
         <w:pStyle w:val="Heading1"/>
@@ -1814,10 +3514,10 @@
         <w:pStyle w:val="FirstParagraph"/>
       </w:pPr>
       <w:r>
-        <w:t xml:space="preserve">The exploratory nature of this extension is constrained by the 36-month nested sub-window. The findings mark important contextual boundaries but do not prove a dominant long-term disaster transmission mechanism. Future research should target longer harmonized sets to evaluate whether these discrete segments translate into persistent structural shifts.</w:t>
-      </w:r>
-    </w:p>
-    <w:bookmarkEnd w:id="26"/>
+        <w:t xml:space="preserve">This synthesis is constrained by the 36-month overlap where high-fidelity disaster records are available. The findings should be treated as a reproducible methodology for vulnerability assessment rather than as proof of permanent structural transitions.</w:t>
+      </w:r>
+    </w:p>
+    <w:bookmarkEnd w:id="39"/>
     <w:sectPr>
       <w:footnotePr>
         <w:numRestart w:val="eachSect"/>
